--- a/3.React/RoadToReact/1.docx
+++ b/3.React/RoadToReact/1.docx
@@ -1,6 +1,6 @@
 
 <file path=word/document.xml><?xml version="1.0" encoding="utf-8"?>
-<w:document xmlns:wpc="http://schemas.microsoft.com/office/word/2010/wordprocessingCanvas" xmlns:cx="http://schemas.microsoft.com/office/drawing/2014/chartex" xmlns:cx1="http://schemas.microsoft.com/office/drawing/2015/9/8/chartex" xmlns:cx2="http://schemas.microsoft.com/office/drawing/2015/10/21/chartex" xmlns:cx3="http://schemas.microsoft.com/office/drawing/2016/5/9/chartex" xmlns:cx4="http://schemas.microsoft.com/office/drawing/2016/5/10/chartex" xmlns:cx5="http://schemas.microsoft.com/office/drawing/2016/5/11/chartex" xmlns:cx6="http://schemas.microsoft.com/office/drawing/2016/5/12/chartex" xmlns:cx7="http://schemas.microsoft.com/office/drawing/2016/5/13/chartex" xmlns:cx8="http://schemas.microsoft.com/office/drawing/2016/5/14/chartex" xmlns:mc="http://schemas.openxmlformats.org/markup-compatibility/2006" xmlns:aink="http://schemas.microsoft.com/office/drawing/2016/ink" xmlns:am3d="http://schemas.microsoft.com/office/drawing/2017/model3d" xmlns:o="urn:schemas-microsoft-com:office:office" xmlns:oel="http://schemas.microsoft.com/office/2019/extlst" xmlns:r="http://schemas.openxmlformats.org/officeDocument/2006/relationships" xmlns:m="http://schemas.openxmlformats.org/officeDocument/2006/math" xmlns:v="urn:schemas-microsoft-com:vml" xmlns:wp14="http://schemas.microsoft.com/office/word/2010/wordprocessingDrawing" xmlns:wp="http://schemas.openxmlformats.org/drawingml/2006/wordprocessingDrawing" xmlns:w10="urn:schemas-microsoft-com:office:word" xmlns:w="http://schemas.openxmlformats.org/wordprocessingml/2006/main" xmlns:w14="http://schemas.microsoft.com/office/word/2010/wordml" xmlns:w15="http://schemas.microsoft.com/office/word/2012/wordml" xmlns:w16cex="http://schemas.microsoft.com/office/word/2018/wordml/cex" xmlns:w16cid="http://schemas.microsoft.com/office/word/2016/wordml/cid" xmlns:w16="http://schemas.microsoft.com/office/word/2018/wordml" xmlns:w16du="http://schemas.microsoft.com/office/word/2023/wordml/word16du" xmlns:w16sdtdh="http://schemas.microsoft.com/office/word/2020/wordml/sdtdatahash" xmlns:w16sdtfl="http://schemas.microsoft.com/office/word/2024/wordml/sdtformatlock" xmlns:w16se="http://schemas.microsoft.com/office/word/2015/wordml/symex" xmlns:wpg="http://schemas.microsoft.com/office/word/2010/wordprocessingGroup" xmlns:wpi="http://schemas.microsoft.com/office/word/2010/wordprocessingInk" xmlns:wne="http://schemas.microsoft.com/office/word/2006/wordml" xmlns:wps="http://schemas.microsoft.com/office/word/2010/wordprocessingShape" mc:Ignorable="w14 w15 w16se w16cid w16 w16cex w16sdtdh w16sdtfl w16du wp14">
+<w:document xmlns:wpc="http://schemas.microsoft.com/office/word/2010/wordprocessingCanvas" xmlns:cx="http://schemas.microsoft.com/office/drawing/2014/chartex" xmlns:mc="http://schemas.openxmlformats.org/markup-compatibility/2006" xmlns:o="urn:schemas-microsoft-com:office:office" xmlns:r="http://schemas.openxmlformats.org/officeDocument/2006/relationships" xmlns:m="http://schemas.openxmlformats.org/officeDocument/2006/math" xmlns:v="urn:schemas-microsoft-com:vml" xmlns:wp14="http://schemas.microsoft.com/office/word/2010/wordprocessingDrawing" xmlns:wp="http://schemas.openxmlformats.org/drawingml/2006/wordprocessingDrawing" xmlns:w10="urn:schemas-microsoft-com:office:word" xmlns:w="http://schemas.openxmlformats.org/wordprocessingml/2006/main" xmlns:w14="http://schemas.microsoft.com/office/word/2010/wordml" xmlns:w15="http://schemas.microsoft.com/office/word/2012/wordml" xmlns:w16se="http://schemas.microsoft.com/office/word/2015/wordml/symex" xmlns:wpg="http://schemas.microsoft.com/office/word/2010/wordprocessingGroup" xmlns:wpi="http://schemas.microsoft.com/office/word/2010/wordprocessingInk" xmlns:wne="http://schemas.microsoft.com/office/word/2006/wordml" xmlns:wps="http://schemas.microsoft.com/office/word/2010/wordprocessingShape" mc:Ignorable="w14 w15 w16se wp14">
   <w:body>
     <w:p>
       <w:pPr>
@@ -489,7 +489,6 @@
           <w:sz w:val="40"/>
           <w:szCs w:val="40"/>
         </w:rPr>
-        <w:lastRenderedPageBreak/>
         <w:t>-</w:t>
       </w:r>
       <w:r>
@@ -556,6 +555,7 @@
         <w:pStyle w:val="Heading1"/>
       </w:pPr>
       <w:r>
+        <w:lastRenderedPageBreak/>
         <w:t>1.3 Setting up a React Project</w:t>
       </w:r>
     </w:p>
@@ -696,7 +696,23 @@
           <w:sz w:val="40"/>
           <w:szCs w:val="40"/>
         </w:rPr>
-        <w:t>/guide/#trying-vite-online</w:t>
+        <w:t>/guide/#trying-</w:t>
+      </w:r>
+      <w:proofErr w:type="spellStart"/>
+      <w:r>
+        <w:rPr>
+          <w:sz w:val="40"/>
+          <w:szCs w:val="40"/>
+        </w:rPr>
+        <w:t>vite</w:t>
+      </w:r>
+      <w:proofErr w:type="spellEnd"/>
+      <w:r>
+        <w:rPr>
+          <w:sz w:val="40"/>
+          <w:szCs w:val="40"/>
+        </w:rPr>
+        <w:t>-online</w:t>
       </w:r>
       <w:r>
         <w:rPr>
@@ -783,7 +799,6 @@
           <w:sz w:val="40"/>
           <w:szCs w:val="40"/>
         </w:rPr>
-        <w:lastRenderedPageBreak/>
         <w:t>-Create React project</w:t>
       </w:r>
       <w:r>
@@ -854,6 +869,7 @@
           <w:sz w:val="40"/>
           <w:szCs w:val="40"/>
         </w:rPr>
+        <w:lastRenderedPageBreak/>
         <w:t>-</w:t>
       </w:r>
       <w:r>
@@ -1099,54 +1115,54 @@
           <w:sz w:val="40"/>
           <w:szCs w:val="40"/>
         </w:rPr>
+        <w:t>-</w:t>
+      </w:r>
+      <w:proofErr w:type="spellStart"/>
+      <w:r>
+        <w:rPr>
+          <w:sz w:val="40"/>
+          <w:szCs w:val="40"/>
+        </w:rPr>
+        <w:t>src</w:t>
+      </w:r>
+      <w:proofErr w:type="spellEnd"/>
+      <w:r>
+        <w:rPr>
+          <w:sz w:val="40"/>
+          <w:szCs w:val="40"/>
+        </w:rPr>
+        <w:t>/</w:t>
+      </w:r>
+      <w:proofErr w:type="spellStart"/>
+      <w:r>
+        <w:rPr>
+          <w:sz w:val="40"/>
+          <w:szCs w:val="40"/>
+        </w:rPr>
+        <w:t>App.jsx</w:t>
+      </w:r>
+      <w:proofErr w:type="spellEnd"/>
+      <w:r>
+        <w:rPr>
+          <w:sz w:val="40"/>
+          <w:szCs w:val="40"/>
+        </w:rPr>
+        <w:t xml:space="preserve"> used to implement React components. Later you want to split up React components into multiple files, each file maintains one or more components on its own.</w:t>
+      </w:r>
+    </w:p>
+    <w:p>
+      <w:pPr>
+        <w:rPr>
+          <w:sz w:val="40"/>
+          <w:szCs w:val="40"/>
+        </w:rPr>
+      </w:pPr>
+      <w:r>
+        <w:rPr>
+          <w:sz w:val="40"/>
+          <w:szCs w:val="40"/>
+        </w:rPr>
         <w:lastRenderedPageBreak/>
-        <w:t>-</w:t>
-      </w:r>
-      <w:proofErr w:type="spellStart"/>
-      <w:r>
-        <w:rPr>
-          <w:sz w:val="40"/>
-          <w:szCs w:val="40"/>
-        </w:rPr>
-        <w:t>src</w:t>
-      </w:r>
-      <w:proofErr w:type="spellEnd"/>
-      <w:r>
-        <w:rPr>
-          <w:sz w:val="40"/>
-          <w:szCs w:val="40"/>
-        </w:rPr>
-        <w:t>/</w:t>
-      </w:r>
-      <w:proofErr w:type="spellStart"/>
-      <w:r>
-        <w:rPr>
-          <w:sz w:val="40"/>
-          <w:szCs w:val="40"/>
-        </w:rPr>
-        <w:t>App.jsx</w:t>
-      </w:r>
-      <w:proofErr w:type="spellEnd"/>
-      <w:r>
-        <w:rPr>
-          <w:sz w:val="40"/>
-          <w:szCs w:val="40"/>
-        </w:rPr>
-        <w:t xml:space="preserve"> used to implement React components. Later you want to split up React components into multiple files, each file maintains one or more components on its own.</w:t>
-      </w:r>
-    </w:p>
-    <w:p>
-      <w:pPr>
-        <w:rPr>
-          <w:sz w:val="40"/>
-          <w:szCs w:val="40"/>
-        </w:rPr>
-      </w:pPr>
-      <w:r>
-        <w:rPr>
-          <w:sz w:val="40"/>
-          <w:szCs w:val="40"/>
-        </w:rPr>
         <w:t>-</w:t>
       </w:r>
       <w:proofErr w:type="spellStart"/>
@@ -1338,7 +1354,7 @@
           <w:sz w:val="40"/>
           <w:szCs w:val="40"/>
         </w:rPr>
-        <w:t>+</w:t>
+        <w:t xml:space="preserve">+these script </w:t>
       </w:r>
       <w:proofErr w:type="gramStart"/>
       <w:r>
@@ -1346,7 +1362,7 @@
           <w:sz w:val="40"/>
           <w:szCs w:val="40"/>
         </w:rPr>
-        <w:t>these script</w:t>
+        <w:t>are</w:t>
       </w:r>
       <w:proofErr w:type="gramEnd"/>
       <w:r>
@@ -1354,7 +1370,7 @@
           <w:sz w:val="40"/>
           <w:szCs w:val="40"/>
         </w:rPr>
-        <w:t xml:space="preserve"> are executed with </w:t>
+        <w:t xml:space="preserve"> executed with </w:t>
       </w:r>
       <w:proofErr w:type="spellStart"/>
       <w:r>
@@ -1459,47 +1475,47 @@
           <w:sz w:val="40"/>
           <w:szCs w:val="40"/>
         </w:rPr>
+        <w:t>+</w:t>
+      </w:r>
+      <w:proofErr w:type="spellStart"/>
+      <w:r>
+        <w:rPr>
+          <w:sz w:val="40"/>
+          <w:szCs w:val="40"/>
+        </w:rPr>
+        <w:t>npm</w:t>
+      </w:r>
+      <w:proofErr w:type="spellEnd"/>
+      <w:r>
+        <w:rPr>
+          <w:sz w:val="40"/>
+          <w:szCs w:val="40"/>
+        </w:rPr>
+        <w:t xml:space="preserve"> run build -&gt; </w:t>
+      </w:r>
+      <w:proofErr w:type="spellStart"/>
+      <w:r>
+        <w:rPr>
+          <w:sz w:val="40"/>
+          <w:szCs w:val="40"/>
+        </w:rPr>
+        <w:t>npm</w:t>
+      </w:r>
+      <w:proofErr w:type="spellEnd"/>
+      <w:r>
+        <w:rPr>
+          <w:sz w:val="40"/>
+          <w:szCs w:val="40"/>
+        </w:rPr>
+        <w:t xml:space="preserve"> run preview</w:t>
+      </w:r>
+    </w:p>
+    <w:p>
+      <w:pPr>
+        <w:pStyle w:val="Heading1"/>
+      </w:pPr>
+      <w:r>
         <w:lastRenderedPageBreak/>
-        <w:t>+</w:t>
-      </w:r>
-      <w:proofErr w:type="spellStart"/>
-      <w:r>
-        <w:rPr>
-          <w:sz w:val="40"/>
-          <w:szCs w:val="40"/>
-        </w:rPr>
-        <w:t>npm</w:t>
-      </w:r>
-      <w:proofErr w:type="spellEnd"/>
-      <w:r>
-        <w:rPr>
-          <w:sz w:val="40"/>
-          <w:szCs w:val="40"/>
-        </w:rPr>
-        <w:t xml:space="preserve"> run build -&gt; </w:t>
-      </w:r>
-      <w:proofErr w:type="spellStart"/>
-      <w:r>
-        <w:rPr>
-          <w:sz w:val="40"/>
-          <w:szCs w:val="40"/>
-        </w:rPr>
-        <w:t>npm</w:t>
-      </w:r>
-      <w:proofErr w:type="spellEnd"/>
-      <w:r>
-        <w:rPr>
-          <w:sz w:val="40"/>
-          <w:szCs w:val="40"/>
-        </w:rPr>
-        <w:t xml:space="preserve"> run preview</w:t>
-      </w:r>
-    </w:p>
-    <w:p>
-      <w:pPr>
-        <w:pStyle w:val="Heading1"/>
-      </w:pPr>
-      <w:r>
         <w:t>1.6 Meet the React Project</w:t>
       </w:r>
     </w:p>
@@ -1740,28 +1756,28 @@
           <w:sz w:val="40"/>
           <w:szCs w:val="40"/>
         </w:rPr>
+        <w:t xml:space="preserve">-A function component can have implementation </w:t>
+      </w:r>
+      <w:r>
+        <w:rPr>
+          <w:sz w:val="40"/>
+          <w:szCs w:val="40"/>
+        </w:rPr>
+        <w:t>details between function signature and return statement:</w:t>
+      </w:r>
+    </w:p>
+    <w:p>
+      <w:pPr>
+        <w:rPr>
+          <w:sz w:val="40"/>
+          <w:szCs w:val="40"/>
+        </w:rPr>
+      </w:pPr>
+      <w:r>
+        <w:rPr>
+          <w:noProof/>
+        </w:rPr>
         <w:lastRenderedPageBreak/>
-        <w:t xml:space="preserve">-A function component can have implementation </w:t>
-      </w:r>
-      <w:r>
-        <w:rPr>
-          <w:sz w:val="40"/>
-          <w:szCs w:val="40"/>
-        </w:rPr>
-        <w:t>details between function signature and return statement:</w:t>
-      </w:r>
-    </w:p>
-    <w:p>
-      <w:pPr>
-        <w:rPr>
-          <w:sz w:val="40"/>
-          <w:szCs w:val="40"/>
-        </w:rPr>
-      </w:pPr>
-      <w:r>
-        <w:rPr>
-          <w:noProof/>
-        </w:rPr>
         <w:drawing>
           <wp:inline distT="0" distB="0" distL="0" distR="0" wp14:anchorId="0C44B0C4" wp14:editId="4C836F10">
             <wp:extent cx="1870952" cy="1682750"/>
@@ -1905,21 +1921,21 @@
           <w:sz w:val="40"/>
           <w:szCs w:val="40"/>
         </w:rPr>
+        <w:t>-Since we don’t want to re-define a variable within a function every time the function runs, we could define this variable outside of components as well.</w:t>
+      </w:r>
+    </w:p>
+    <w:p>
+      <w:pPr>
+        <w:rPr>
+          <w:sz w:val="40"/>
+          <w:szCs w:val="40"/>
+        </w:rPr>
+      </w:pPr>
+      <w:r>
+        <w:rPr>
+          <w:noProof/>
+        </w:rPr>
         <w:lastRenderedPageBreak/>
-        <w:t>-Since we don’t want to re-define a variable within a function every time the function runs, we could define this variable outside of components as well.</w:t>
-      </w:r>
-    </w:p>
-    <w:p>
-      <w:pPr>
-        <w:rPr>
-          <w:sz w:val="40"/>
-          <w:szCs w:val="40"/>
-        </w:rPr>
-      </w:pPr>
-      <w:r>
-        <w:rPr>
-          <w:noProof/>
-        </w:rPr>
         <w:drawing>
           <wp:inline distT="0" distB="0" distL="0" distR="0" wp14:anchorId="546E5A19" wp14:editId="202CCA61">
             <wp:extent cx="1689100" cy="2048107"/>
@@ -2071,21 +2087,21 @@
           <w:sz w:val="40"/>
           <w:szCs w:val="40"/>
         </w:rPr>
+        <w:t>-HTML input field and HTML label:</w:t>
+      </w:r>
+    </w:p>
+    <w:p>
+      <w:pPr>
+        <w:rPr>
+          <w:sz w:val="40"/>
+          <w:szCs w:val="40"/>
+        </w:rPr>
+      </w:pPr>
+      <w:r>
+        <w:rPr>
+          <w:noProof/>
+        </w:rPr>
         <w:lastRenderedPageBreak/>
-        <w:t>-HTML input field and HTML label:</w:t>
-      </w:r>
-    </w:p>
-    <w:p>
-      <w:pPr>
-        <w:rPr>
-          <w:sz w:val="40"/>
-          <w:szCs w:val="40"/>
-        </w:rPr>
-      </w:pPr>
-      <w:r>
-        <w:rPr>
-          <w:noProof/>
-        </w:rPr>
         <w:drawing>
           <wp:inline distT="0" distB="0" distL="0" distR="0" wp14:anchorId="0B7F735C" wp14:editId="085887D8">
             <wp:extent cx="2663504" cy="2584450"/>
@@ -2264,28 +2280,21 @@
           <w:sz w:val="40"/>
           <w:szCs w:val="40"/>
         </w:rPr>
-        <w:t xml:space="preserve">. Once the actual HTML is rendered for </w:t>
-      </w:r>
-      <w:r>
-        <w:rPr>
-          <w:sz w:val="40"/>
-          <w:szCs w:val="40"/>
+        <w:t>. Once the actual HTML is rendered for browser, the attributes get translated back to their native variant.</w:t>
+      </w:r>
+    </w:p>
+    <w:p>
+      <w:pPr>
+        <w:rPr>
+          <w:sz w:val="40"/>
+          <w:szCs w:val="40"/>
+        </w:rPr>
+      </w:pPr>
+      <w:r>
+        <w:rPr>
+          <w:noProof/>
         </w:rPr>
         <w:lastRenderedPageBreak/>
-        <w:t>browser, the attributes get translated back to their native variant.</w:t>
-      </w:r>
-    </w:p>
-    <w:p>
-      <w:pPr>
-        <w:rPr>
-          <w:sz w:val="40"/>
-          <w:szCs w:val="40"/>
-        </w:rPr>
-      </w:pPr>
-      <w:r>
-        <w:rPr>
-          <w:noProof/>
-        </w:rPr>
         <w:drawing>
           <wp:inline distT="0" distB="0" distL="0" distR="0" wp14:anchorId="03AB856D" wp14:editId="4A67B759">
             <wp:extent cx="4953255" cy="1555830"/>
@@ -2494,7 +2503,23 @@
           <w:sz w:val="40"/>
           <w:szCs w:val="40"/>
         </w:rPr>
-        <w:t xml:space="preserve"> JSX to JS. Tools like Vite embrace </w:t>
+        <w:t xml:space="preserve"> JSX to JS. Tools like </w:t>
+      </w:r>
+      <w:proofErr w:type="spellStart"/>
+      <w:r>
+        <w:rPr>
+          <w:sz w:val="40"/>
+          <w:szCs w:val="40"/>
+        </w:rPr>
+        <w:t>Vite</w:t>
+      </w:r>
+      <w:proofErr w:type="spellEnd"/>
+      <w:r>
+        <w:rPr>
+          <w:sz w:val="40"/>
+          <w:szCs w:val="40"/>
+        </w:rPr>
+        <w:t xml:space="preserve"> embrace </w:t>
       </w:r>
       <w:proofErr w:type="gramStart"/>
       <w:r>
@@ -2599,10 +2624,18 @@
       </w:pPr>
       <w:r>
         <w:lastRenderedPageBreak/>
-        <w:t xml:space="preserve">1.8 Linting with </w:t>
+        <w:t xml:space="preserve">1.8 </w:t>
       </w:r>
       <w:proofErr w:type="spellStart"/>
       <w:r>
+        <w:t>Linting</w:t>
+      </w:r>
+      <w:proofErr w:type="spellEnd"/>
+      <w:r>
+        <w:t xml:space="preserve"> with </w:t>
+      </w:r>
+      <w:proofErr w:type="spellStart"/>
+      <w:r>
         <w:t>ESlint</w:t>
       </w:r>
       <w:proofErr w:type="spellEnd"/>
@@ -2653,7 +2686,23 @@
           <w:sz w:val="40"/>
           <w:szCs w:val="40"/>
         </w:rPr>
-        <w:t xml:space="preserve"> is popular linting tool for JS.</w:t>
+        <w:t xml:space="preserve"> is popular </w:t>
+      </w:r>
+      <w:proofErr w:type="spellStart"/>
+      <w:r>
+        <w:rPr>
+          <w:sz w:val="40"/>
+          <w:szCs w:val="40"/>
+        </w:rPr>
+        <w:t>linting</w:t>
+      </w:r>
+      <w:proofErr w:type="spellEnd"/>
+      <w:r>
+        <w:rPr>
+          <w:sz w:val="40"/>
+          <w:szCs w:val="40"/>
+        </w:rPr>
+        <w:t xml:space="preserve"> tool for JS.</w:t>
       </w:r>
     </w:p>
     <w:p>
@@ -2911,7 +2960,23 @@
           <w:sz w:val="40"/>
           <w:szCs w:val="40"/>
         </w:rPr>
-        <w:t xml:space="preserve"> many standardized linting configurations for React project:</w:t>
+        <w:t xml:space="preserve"> many standardized </w:t>
+      </w:r>
+      <w:proofErr w:type="spellStart"/>
+      <w:r>
+        <w:rPr>
+          <w:sz w:val="40"/>
+          <w:szCs w:val="40"/>
+        </w:rPr>
+        <w:t>linting</w:t>
+      </w:r>
+      <w:proofErr w:type="spellEnd"/>
+      <w:r>
+        <w:rPr>
+          <w:sz w:val="40"/>
+          <w:szCs w:val="40"/>
+        </w:rPr>
+        <w:t xml:space="preserve"> configurations for React project:</w:t>
       </w:r>
     </w:p>
     <w:p>
@@ -3004,7 +3069,6 @@
         <w:rPr>
           <w:noProof/>
         </w:rPr>
-        <w:lastRenderedPageBreak/>
         <w:drawing>
           <wp:inline distT="0" distB="0" distL="0" distR="0" wp14:anchorId="2AF2DCF9" wp14:editId="4213FA0C">
             <wp:extent cx="3676839" cy="215911"/>
@@ -3054,6 +3118,7 @@
           <w:sz w:val="40"/>
           <w:szCs w:val="40"/>
         </w:rPr>
+        <w:lastRenderedPageBreak/>
         <w:t xml:space="preserve">-Therefore we will create </w:t>
       </w:r>
       <w:proofErr w:type="spellStart"/>
@@ -3334,23 +3399,7 @@
           <w:sz w:val="40"/>
           <w:szCs w:val="40"/>
         </w:rPr>
-        <w:t xml:space="preserve">: iterate over each item of a list </w:t>
-      </w:r>
-      <w:proofErr w:type="gramStart"/>
-      <w:r>
-        <w:rPr>
-          <w:sz w:val="40"/>
-          <w:szCs w:val="40"/>
-        </w:rPr>
-        <w:t>in order to</w:t>
-      </w:r>
-      <w:proofErr w:type="gramEnd"/>
-      <w:r>
-        <w:rPr>
-          <w:sz w:val="40"/>
-          <w:szCs w:val="40"/>
-        </w:rPr>
-        <w:t xml:space="preserve"> return a new version of each item</w:t>
+        <w:t>: iterate over each item of a list in order to return a new version of each item</w:t>
       </w:r>
     </w:p>
     <w:p>
@@ -4667,8 +4716,15 @@
           <w:sz w:val="40"/>
           <w:szCs w:val="40"/>
         </w:rPr>
+        <w:t xml:space="preserve">-React DOM is everything that’s needed to integrate React into any website which uses HTML. If you </w:t>
+      </w:r>
+      <w:r>
+        <w:rPr>
+          <w:sz w:val="40"/>
+          <w:szCs w:val="40"/>
+        </w:rPr>
         <w:lastRenderedPageBreak/>
-        <w:t xml:space="preserve">-React DOM is everything that’s needed to integrate React into any website which uses HTML. If you start a React app from scratch, there’s only one </w:t>
+        <w:t xml:space="preserve">start a React app from scratch, there’s only one </w:t>
       </w:r>
       <w:proofErr w:type="spellStart"/>
       <w:r>
@@ -5150,23 +5206,7 @@
           <w:sz w:val="40"/>
           <w:szCs w:val="40"/>
         </w:rPr>
-        <w:t xml:space="preserve">. Then the function can </w:t>
-      </w:r>
-      <w:proofErr w:type="gramStart"/>
-      <w:r>
-        <w:rPr>
-          <w:sz w:val="40"/>
-          <w:szCs w:val="40"/>
-        </w:rPr>
-        <w:t>passed</w:t>
-      </w:r>
-      <w:proofErr w:type="gramEnd"/>
-      <w:r>
-        <w:rPr>
-          <w:sz w:val="40"/>
-          <w:szCs w:val="40"/>
-        </w:rPr>
-        <w:t xml:space="preserve"> to </w:t>
+        <w:t xml:space="preserve">. Then the function can passed to </w:t>
       </w:r>
       <w:proofErr w:type="spellStart"/>
       <w:proofErr w:type="gramStart"/>
@@ -5205,6 +5245,7 @@
         <w:rPr>
           <w:noProof/>
         </w:rPr>
+        <w:lastRenderedPageBreak/>
         <w:drawing>
           <wp:inline distT="0" distB="0" distL="0" distR="0" wp14:anchorId="62CBD18B" wp14:editId="1FEC7422">
             <wp:extent cx="3670300" cy="2024449"/>
@@ -5254,88 +5295,88 @@
           <w:sz w:val="40"/>
           <w:szCs w:val="40"/>
         </w:rPr>
+        <w:t>-Synthetic event: logging occur as JS object and input field’s internal value</w:t>
+      </w:r>
+    </w:p>
+    <w:p>
+      <w:pPr>
+        <w:rPr>
+          <w:sz w:val="40"/>
+          <w:szCs w:val="40"/>
+        </w:rPr>
+      </w:pPr>
+      <w:r>
+        <w:rPr>
+          <w:sz w:val="40"/>
+          <w:szCs w:val="40"/>
+        </w:rPr>
+        <w:t>+ React synthetic event is a wrapper around browser’s native event.</w:t>
+      </w:r>
+      <w:r>
+        <w:rPr>
+          <w:sz w:val="40"/>
+          <w:szCs w:val="40"/>
+        </w:rPr>
+        <w:t xml:space="preserve"> </w:t>
+      </w:r>
+    </w:p>
+    <w:p>
+      <w:pPr>
+        <w:rPr>
+          <w:sz w:val="40"/>
+          <w:szCs w:val="40"/>
+        </w:rPr>
+      </w:pPr>
+      <w:r>
+        <w:rPr>
+          <w:sz w:val="40"/>
+          <w:szCs w:val="40"/>
+        </w:rPr>
+        <w:t>-React as library for SPA, there was need for enhanced functionalities on the event to prevent native browser behavior.</w:t>
+      </w:r>
+    </w:p>
+    <w:p>
+      <w:pPr>
+        <w:rPr>
+          <w:sz w:val="40"/>
+          <w:szCs w:val="40"/>
+        </w:rPr>
+      </w:pPr>
+      <w:r>
+        <w:rPr>
+          <w:sz w:val="40"/>
+          <w:szCs w:val="40"/>
+        </w:rPr>
+        <w:t>+Example: native HTML submit a form triggered a page fresh. In React this page refresh should be prevented.</w:t>
+      </w:r>
+    </w:p>
+    <w:p>
+      <w:pPr>
+        <w:rPr>
+          <w:sz w:val="40"/>
+          <w:szCs w:val="40"/>
+        </w:rPr>
+      </w:pPr>
+      <w:r>
+        <w:rPr>
+          <w:sz w:val="40"/>
+          <w:szCs w:val="40"/>
+        </w:rPr>
+        <w:t>-Always pass function to handlers, not the return value of function, except when the return value is a function</w:t>
+      </w:r>
+    </w:p>
+    <w:p>
+      <w:pPr>
+        <w:rPr>
+          <w:sz w:val="40"/>
+          <w:szCs w:val="40"/>
+        </w:rPr>
+      </w:pPr>
+      <w:r>
+        <w:rPr>
+          <w:noProof/>
+        </w:rPr>
         <w:lastRenderedPageBreak/>
-        <w:t>-Synthetic event: logging occur as JS object and input field’s internal value</w:t>
-      </w:r>
-    </w:p>
-    <w:p>
-      <w:pPr>
-        <w:rPr>
-          <w:sz w:val="40"/>
-          <w:szCs w:val="40"/>
-        </w:rPr>
-      </w:pPr>
-      <w:r>
-        <w:rPr>
-          <w:sz w:val="40"/>
-          <w:szCs w:val="40"/>
-        </w:rPr>
-        <w:t>+ React synthetic event is a wrapper around browser’s native event.</w:t>
-      </w:r>
-      <w:r>
-        <w:rPr>
-          <w:sz w:val="40"/>
-          <w:szCs w:val="40"/>
-        </w:rPr>
-        <w:t xml:space="preserve"> </w:t>
-      </w:r>
-    </w:p>
-    <w:p>
-      <w:pPr>
-        <w:rPr>
-          <w:sz w:val="40"/>
-          <w:szCs w:val="40"/>
-        </w:rPr>
-      </w:pPr>
-      <w:r>
-        <w:rPr>
-          <w:sz w:val="40"/>
-          <w:szCs w:val="40"/>
-        </w:rPr>
-        <w:t>-React as library for SPA, there was need for enhanced functionalities on the event to prevent native browser behavior.</w:t>
-      </w:r>
-    </w:p>
-    <w:p>
-      <w:pPr>
-        <w:rPr>
-          <w:sz w:val="40"/>
-          <w:szCs w:val="40"/>
-        </w:rPr>
-      </w:pPr>
-      <w:r>
-        <w:rPr>
-          <w:sz w:val="40"/>
-          <w:szCs w:val="40"/>
-        </w:rPr>
-        <w:t>+Example: native HTML submit a form triggered a page fresh. In React this page refresh should be prevented.</w:t>
-      </w:r>
-    </w:p>
-    <w:p>
-      <w:pPr>
-        <w:rPr>
-          <w:sz w:val="40"/>
-          <w:szCs w:val="40"/>
-        </w:rPr>
-      </w:pPr>
-      <w:r>
-        <w:rPr>
-          <w:sz w:val="40"/>
-          <w:szCs w:val="40"/>
-        </w:rPr>
-        <w:t>-Always pass function to handlers, not the return value of function, except when the return value is a function</w:t>
-      </w:r>
-    </w:p>
-    <w:p>
-      <w:pPr>
-        <w:rPr>
-          <w:sz w:val="40"/>
-          <w:szCs w:val="40"/>
-        </w:rPr>
-      </w:pPr>
-      <w:r>
-        <w:rPr>
-          <w:noProof/>
-        </w:rPr>
         <w:drawing>
           <wp:inline distT="0" distB="0" distL="0" distR="0" wp14:anchorId="3ABA0477" wp14:editId="438D05B5">
             <wp:extent cx="2540131" cy="1358970"/>
@@ -5486,7 +5527,6 @@
         <w:rPr>
           <w:noProof/>
         </w:rPr>
-        <w:lastRenderedPageBreak/>
         <w:drawing>
           <wp:inline distT="0" distB="0" distL="0" distR="0" wp14:anchorId="73EDD725" wp14:editId="0CE5E007">
             <wp:extent cx="2622550" cy="2914568"/>
@@ -5590,6 +5630,7 @@
         <w:rPr>
           <w:noProof/>
         </w:rPr>
+        <w:lastRenderedPageBreak/>
         <w:drawing>
           <wp:inline distT="0" distB="0" distL="0" distR="0" wp14:anchorId="654A8C7E" wp14:editId="4BC574AC">
             <wp:extent cx="2216264" cy="1886047"/>
@@ -5654,52 +5695,52 @@
           <w:sz w:val="40"/>
           <w:szCs w:val="40"/>
         </w:rPr>
+        <w:t>-Another use case for React props is List component and its child component: perform the component extraction and pass each item along to List component’s new child component.</w:t>
+      </w:r>
+    </w:p>
+    <w:p>
+      <w:pPr>
+        <w:rPr>
+          <w:sz w:val="40"/>
+          <w:szCs w:val="40"/>
+        </w:rPr>
+      </w:pPr>
+      <w:r>
+        <w:rPr>
+          <w:sz w:val="40"/>
+          <w:szCs w:val="40"/>
+        </w:rPr>
+        <w:t xml:space="preserve">+Example: extract an Item component from List component and pass each item in </w:t>
+      </w:r>
+      <w:proofErr w:type="gramStart"/>
+      <w:r>
+        <w:rPr>
+          <w:sz w:val="40"/>
+          <w:szCs w:val="40"/>
+        </w:rPr>
+        <w:t>map(</w:t>
+      </w:r>
+      <w:proofErr w:type="gramEnd"/>
+      <w:r>
+        <w:rPr>
+          <w:sz w:val="40"/>
+          <w:szCs w:val="40"/>
+        </w:rPr>
+        <w:t>)</w:t>
+      </w:r>
+    </w:p>
+    <w:p>
+      <w:pPr>
+        <w:rPr>
+          <w:sz w:val="40"/>
+          <w:szCs w:val="40"/>
+        </w:rPr>
+      </w:pPr>
+      <w:r>
+        <w:rPr>
+          <w:noProof/>
+        </w:rPr>
         <w:lastRenderedPageBreak/>
-        <w:t>-Another use case for React props is List component and its child component: perform the component extraction and pass each item along to List component’s new child component.</w:t>
-      </w:r>
-    </w:p>
-    <w:p>
-      <w:pPr>
-        <w:rPr>
-          <w:sz w:val="40"/>
-          <w:szCs w:val="40"/>
-        </w:rPr>
-      </w:pPr>
-      <w:r>
-        <w:rPr>
-          <w:sz w:val="40"/>
-          <w:szCs w:val="40"/>
-        </w:rPr>
-        <w:t xml:space="preserve">+Example: extract an Item component from List component and pass each item in </w:t>
-      </w:r>
-      <w:proofErr w:type="gramStart"/>
-      <w:r>
-        <w:rPr>
-          <w:sz w:val="40"/>
-          <w:szCs w:val="40"/>
-        </w:rPr>
-        <w:t>map(</w:t>
-      </w:r>
-      <w:proofErr w:type="gramEnd"/>
-      <w:r>
-        <w:rPr>
-          <w:sz w:val="40"/>
-          <w:szCs w:val="40"/>
-        </w:rPr>
-        <w:t>)</w:t>
-      </w:r>
-    </w:p>
-    <w:p>
-      <w:pPr>
-        <w:rPr>
-          <w:sz w:val="40"/>
-          <w:szCs w:val="40"/>
-        </w:rPr>
-      </w:pPr>
-      <w:r>
-        <w:rPr>
-          <w:noProof/>
-        </w:rPr>
         <w:drawing>
           <wp:inline distT="0" distB="0" distL="0" distR="0" wp14:anchorId="7CCE1FD0" wp14:editId="7F1D0311">
             <wp:extent cx="3310248" cy="2933700"/>
@@ -5766,28 +5807,21 @@
           <w:sz w:val="40"/>
           <w:szCs w:val="40"/>
         </w:rPr>
-        <w:t xml:space="preserve">-React state introduces a mutable data structure. These stateful values get instantiated in a React component as co called state, can be passed with props as vehicle down to child components, but can also get mutated by using a function to modify state. </w:t>
-      </w:r>
-      <w:r>
-        <w:rPr>
-          <w:sz w:val="40"/>
-          <w:szCs w:val="40"/>
+        <w:t>-React state introduces a mutable data structure. These stateful values get instantiated in a React component as co called state, can be passed with props as vehicle down to child components, but can also get mutated by using a function to modify state. When a state gets mutated, the component with state and all child components will re-render</w:t>
+      </w:r>
+    </w:p>
+    <w:p>
+      <w:pPr>
+        <w:rPr>
+          <w:sz w:val="40"/>
+          <w:szCs w:val="40"/>
+        </w:rPr>
+      </w:pPr>
+      <w:r>
+        <w:rPr>
+          <w:noProof/>
         </w:rPr>
         <w:lastRenderedPageBreak/>
-        <w:t>When a state gets mutated, the component with state and all child components will re-render</w:t>
-      </w:r>
-    </w:p>
-    <w:p>
-      <w:pPr>
-        <w:rPr>
-          <w:sz w:val="40"/>
-          <w:szCs w:val="40"/>
-        </w:rPr>
-      </w:pPr>
-      <w:r>
-        <w:rPr>
-          <w:noProof/>
-        </w:rPr>
         <w:drawing>
           <wp:inline distT="0" distB="0" distL="0" distR="0" wp14:anchorId="2A72CB07" wp14:editId="3D00F5DE">
             <wp:extent cx="4451350" cy="2980428"/>
@@ -6254,7 +6288,7 @@
           <w:sz w:val="40"/>
           <w:szCs w:val="40"/>
         </w:rPr>
-        <w:t>+When user types into input field, input field’s change event runs into event handler. Handler’s logic uses event’s value of target and state updater function to set updated state. After that, the component re-</w:t>
+        <w:t xml:space="preserve">+When user types into input field, input field’s change event runs into event handler. Handler’s logic uses event’s value of target and state updater function to set updated state. After that, the component re-renders (the component function </w:t>
       </w:r>
       <w:r>
         <w:rPr>
@@ -6262,7 +6296,7 @@
           <w:szCs w:val="40"/>
         </w:rPr>
         <w:lastRenderedPageBreak/>
-        <w:t>renders (the component function runs). The updated state becomes current state and displayed.</w:t>
+        <w:t>runs). The updated state becomes current state and displayed.</w:t>
       </w:r>
     </w:p>
     <w:p>
@@ -6429,22 +6463,15 @@
           <w:sz w:val="40"/>
           <w:szCs w:val="40"/>
         </w:rPr>
-        <w:t xml:space="preserve">). Next to each component React allocates an object where information like state is stored in memory. The </w:t>
-      </w:r>
-      <w:r>
-        <w:rPr>
-          <w:sz w:val="40"/>
-          <w:szCs w:val="40"/>
-        </w:rPr>
+        <w:t>). Next to each component React allocates an object where information like state is stored in memory. The memory gets cleaned up once a component is not rendered anymore through JS garbage collection.</w:t>
+      </w:r>
+    </w:p>
+    <w:p>
+      <w:pPr>
+        <w:pStyle w:val="Heading1"/>
+      </w:pPr>
+      <w:r>
         <w:lastRenderedPageBreak/>
-        <w:t>memory gets cleaned up once a component is not rendered anymore through JS garbage collection.</w:t>
-      </w:r>
-    </w:p>
-    <w:p>
-      <w:pPr>
-        <w:pStyle w:val="Heading1"/>
-      </w:pPr>
-      <w:r>
         <w:t>1.</w:t>
       </w:r>
       <w:r>
@@ -6607,28 +6634,21 @@
           <w:sz w:val="40"/>
           <w:szCs w:val="40"/>
         </w:rPr>
-        <w:t xml:space="preserve">: event handler (A) is passed as function in props to another component (B), is </w:t>
-      </w:r>
-      <w:r>
-        <w:rPr>
-          <w:sz w:val="40"/>
-          <w:szCs w:val="40"/>
+        <w:t>: event handler (A) is passed as function in props to another component (B), is executed there as callback handler (C), and calls back to the place it was introduced (D):</w:t>
+      </w:r>
+    </w:p>
+    <w:p>
+      <w:pPr>
+        <w:rPr>
+          <w:sz w:val="40"/>
+          <w:szCs w:val="40"/>
+        </w:rPr>
+      </w:pPr>
+      <w:r>
+        <w:rPr>
+          <w:noProof/>
         </w:rPr>
         <w:lastRenderedPageBreak/>
-        <w:t>executed there as callback handler (C), and calls back to the place it was introduced (D):</w:t>
-      </w:r>
-    </w:p>
-    <w:p>
-      <w:pPr>
-        <w:rPr>
-          <w:sz w:val="40"/>
-          <w:szCs w:val="40"/>
-        </w:rPr>
-      </w:pPr>
-      <w:r>
-        <w:rPr>
-          <w:noProof/>
-        </w:rPr>
         <w:drawing>
           <wp:inline distT="0" distB="0" distL="0" distR="0" wp14:anchorId="201B21C3" wp14:editId="2E9D45AD">
             <wp:extent cx="2457450" cy="1744971"/>
@@ -6781,28 +6801,21 @@
           <w:sz w:val="40"/>
           <w:szCs w:val="40"/>
         </w:rPr>
-        <w:t xml:space="preserve">We can notify App when user types into input field in Search. </w:t>
-      </w:r>
-      <w:r>
-        <w:rPr>
-          <w:sz w:val="40"/>
-          <w:szCs w:val="40"/>
+        <w:t>We can notify App when user types into input field in Search. Callback handler becomes implicit vehicle to communicate upwards the component tree.</w:t>
+      </w:r>
+    </w:p>
+    <w:p>
+      <w:pPr>
+        <w:rPr>
+          <w:sz w:val="40"/>
+          <w:szCs w:val="40"/>
+        </w:rPr>
+      </w:pPr>
+      <w:r>
+        <w:rPr>
+          <w:noProof/>
         </w:rPr>
         <w:lastRenderedPageBreak/>
-        <w:t>Callback handler becomes implicit vehicle to communicate upwards the component tree.</w:t>
-      </w:r>
-    </w:p>
-    <w:p>
-      <w:pPr>
-        <w:rPr>
-          <w:sz w:val="40"/>
-          <w:szCs w:val="40"/>
-        </w:rPr>
-      </w:pPr>
-      <w:r>
-        <w:rPr>
-          <w:noProof/>
-        </w:rPr>
         <w:drawing>
           <wp:inline distT="0" distB="0" distL="0" distR="0" wp14:anchorId="5508E208" wp14:editId="4BC57C41">
             <wp:extent cx="5397500" cy="1495763"/>
@@ -6938,38 +6951,38 @@
           <w:sz w:val="40"/>
           <w:szCs w:val="40"/>
         </w:rPr>
+        <w:t>-</w:t>
+      </w:r>
+      <w:r>
+        <w:rPr>
+          <w:b/>
+          <w:sz w:val="40"/>
+          <w:szCs w:val="40"/>
+        </w:rPr>
+        <w:t>Lifting state:</w:t>
+      </w:r>
+      <w:r>
+        <w:rPr>
+          <w:sz w:val="40"/>
+          <w:szCs w:val="40"/>
+        </w:rPr>
+        <w:t xml:space="preserve"> moving state from one component to another</w:t>
+      </w:r>
+    </w:p>
+    <w:p>
+      <w:pPr>
+        <w:rPr>
+          <w:sz w:val="40"/>
+          <w:szCs w:val="40"/>
+        </w:rPr>
+      </w:pPr>
+      <w:r>
+        <w:rPr>
+          <w:noProof/>
+          <w:sz w:val="40"/>
+          <w:szCs w:val="40"/>
+        </w:rPr>
         <w:lastRenderedPageBreak/>
-        <w:t>-</w:t>
-      </w:r>
-      <w:r>
-        <w:rPr>
-          <w:b/>
-          <w:sz w:val="40"/>
-          <w:szCs w:val="40"/>
-        </w:rPr>
-        <w:t>Lifting state:</w:t>
-      </w:r>
-      <w:r>
-        <w:rPr>
-          <w:sz w:val="40"/>
-          <w:szCs w:val="40"/>
-        </w:rPr>
-        <w:t xml:space="preserve"> moving state from one component to another</w:t>
-      </w:r>
-    </w:p>
-    <w:p>
-      <w:pPr>
-        <w:rPr>
-          <w:sz w:val="40"/>
-          <w:szCs w:val="40"/>
-        </w:rPr>
-      </w:pPr>
-      <w:r>
-        <w:rPr>
-          <w:noProof/>
-          <w:sz w:val="40"/>
-          <w:szCs w:val="40"/>
-        </w:rPr>
         <w:drawing>
           <wp:inline distT="0" distB="0" distL="0" distR="0" wp14:anchorId="47FEA42E" wp14:editId="0AD2F7AC">
             <wp:extent cx="4610421" cy="1344706"/>
@@ -7112,66 +7125,66 @@
         <w:pStyle w:val="Heading1"/>
       </w:pPr>
       <w:r>
+        <w:t>1.1</w:t>
+      </w:r>
+      <w:r>
+        <w:t>9</w:t>
+      </w:r>
+      <w:r>
+        <w:t xml:space="preserve"> React Controlled Components</w:t>
+      </w:r>
+    </w:p>
+    <w:p>
+      <w:pPr>
+        <w:rPr>
+          <w:sz w:val="40"/>
+          <w:szCs w:val="40"/>
+        </w:rPr>
+      </w:pPr>
+      <w:r>
+        <w:rPr>
+          <w:sz w:val="40"/>
+          <w:szCs w:val="40"/>
+        </w:rPr>
+        <w:t xml:space="preserve">-Try use ‘React’ as initial state instead of empty string. </w:t>
+      </w:r>
+      <w:r>
+        <w:rPr>
+          <w:sz w:val="40"/>
+          <w:szCs w:val="40"/>
+        </w:rPr>
+        <w:t xml:space="preserve">HTML element should know about React stat, we provide the current state as </w:t>
+      </w:r>
+      <w:r>
+        <w:rPr>
+          <w:b/>
+          <w:sz w:val="40"/>
+          <w:szCs w:val="40"/>
+        </w:rPr>
+        <w:t>value</w:t>
+      </w:r>
+      <w:r>
+        <w:rPr>
+          <w:sz w:val="40"/>
+          <w:szCs w:val="40"/>
+        </w:rPr>
+        <w:t xml:space="preserve"> to it:</w:t>
+      </w:r>
+    </w:p>
+    <w:p>
+      <w:pPr>
+        <w:rPr>
+          <w:sz w:val="40"/>
+          <w:szCs w:val="40"/>
+        </w:rPr>
+      </w:pPr>
+      <w:r>
+        <w:rPr>
+          <w:noProof/>
+          <w:sz w:val="40"/>
+          <w:szCs w:val="40"/>
+        </w:rPr>
         <w:lastRenderedPageBreak/>
-        <w:t>1.1</w:t>
-      </w:r>
-      <w:r>
-        <w:t>9</w:t>
-      </w:r>
-      <w:r>
-        <w:t xml:space="preserve"> React Controlled Components</w:t>
-      </w:r>
-    </w:p>
-    <w:p>
-      <w:pPr>
-        <w:rPr>
-          <w:sz w:val="40"/>
-          <w:szCs w:val="40"/>
-        </w:rPr>
-      </w:pPr>
-      <w:r>
-        <w:rPr>
-          <w:sz w:val="40"/>
-          <w:szCs w:val="40"/>
-        </w:rPr>
-        <w:t xml:space="preserve">-Try use ‘React’ as initial state instead of empty string. </w:t>
-      </w:r>
-      <w:r>
-        <w:rPr>
-          <w:sz w:val="40"/>
-          <w:szCs w:val="40"/>
-        </w:rPr>
-        <w:t xml:space="preserve">HTML element should know about React stat, we provide the current state as </w:t>
-      </w:r>
-      <w:r>
-        <w:rPr>
-          <w:b/>
-          <w:sz w:val="40"/>
-          <w:szCs w:val="40"/>
-        </w:rPr>
-        <w:t>value</w:t>
-      </w:r>
-      <w:r>
-        <w:rPr>
-          <w:sz w:val="40"/>
-          <w:szCs w:val="40"/>
-        </w:rPr>
-        <w:t xml:space="preserve"> to it:</w:t>
-      </w:r>
-    </w:p>
-    <w:p>
-      <w:pPr>
-        <w:rPr>
-          <w:sz w:val="40"/>
-          <w:szCs w:val="40"/>
-        </w:rPr>
-      </w:pPr>
-      <w:r>
-        <w:rPr>
-          <w:noProof/>
-          <w:sz w:val="40"/>
-          <w:szCs w:val="40"/>
-        </w:rPr>
         <w:drawing>
           <wp:inline distT="0" distB="0" distL="0" distR="0" wp14:anchorId="3A16DEB1" wp14:editId="09B9C957">
             <wp:extent cx="3227294" cy="1631576"/>
@@ -7344,80 +7357,80 @@
           <w:sz w:val="40"/>
           <w:szCs w:val="40"/>
         </w:rPr>
+        <w:t xml:space="preserve">+Input field became </w:t>
+      </w:r>
+      <w:r>
+        <w:rPr>
+          <w:b/>
+          <w:sz w:val="40"/>
+          <w:szCs w:val="40"/>
+        </w:rPr>
+        <w:t>controlled element</w:t>
+      </w:r>
+      <w:r>
+        <w:rPr>
+          <w:sz w:val="40"/>
+          <w:szCs w:val="40"/>
+        </w:rPr>
+        <w:t xml:space="preserve">, Search component became </w:t>
+      </w:r>
+      <w:r>
+        <w:rPr>
+          <w:b/>
+          <w:sz w:val="40"/>
+          <w:szCs w:val="40"/>
+        </w:rPr>
+        <w:t>controlled component</w:t>
+      </w:r>
+      <w:r>
+        <w:rPr>
+          <w:sz w:val="40"/>
+          <w:szCs w:val="40"/>
+        </w:rPr>
+        <w:t>.</w:t>
+      </w:r>
+    </w:p>
+    <w:p>
+      <w:pPr>
+        <w:pStyle w:val="Heading1"/>
+      </w:pPr>
+      <w:r>
+        <w:t>1.</w:t>
+      </w:r>
+      <w:r>
+        <w:t>20</w:t>
+      </w:r>
+      <w:r>
+        <w:t xml:space="preserve"> Props Handling (Advanced)</w:t>
+      </w:r>
+    </w:p>
+    <w:p>
+      <w:pPr>
+        <w:rPr>
+          <w:sz w:val="40"/>
+          <w:szCs w:val="40"/>
+        </w:rPr>
+      </w:pPr>
+      <w:r>
+        <w:rPr>
+          <w:sz w:val="40"/>
+          <w:szCs w:val="40"/>
+        </w:rPr>
+        <w:t>-Props are passed from parent to child down to component tree. It’s useful to know a few tricks to make passing props more convenient</w:t>
+      </w:r>
+    </w:p>
+    <w:p>
+      <w:pPr>
+        <w:rPr>
+          <w:sz w:val="40"/>
+          <w:szCs w:val="40"/>
+        </w:rPr>
+      </w:pPr>
+      <w:r>
+        <w:rPr>
+          <w:noProof/>
+        </w:rPr>
         <w:lastRenderedPageBreak/>
-        <w:t xml:space="preserve">+Input field became </w:t>
-      </w:r>
-      <w:r>
-        <w:rPr>
-          <w:b/>
-          <w:sz w:val="40"/>
-          <w:szCs w:val="40"/>
-        </w:rPr>
-        <w:t>controlled element</w:t>
-      </w:r>
-      <w:r>
-        <w:rPr>
-          <w:sz w:val="40"/>
-          <w:szCs w:val="40"/>
-        </w:rPr>
-        <w:t xml:space="preserve">, Search component became </w:t>
-      </w:r>
-      <w:r>
-        <w:rPr>
-          <w:b/>
-          <w:sz w:val="40"/>
-          <w:szCs w:val="40"/>
-        </w:rPr>
-        <w:t>controlled component</w:t>
-      </w:r>
-      <w:r>
-        <w:rPr>
-          <w:sz w:val="40"/>
-          <w:szCs w:val="40"/>
-        </w:rPr>
-        <w:t>.</w:t>
-      </w:r>
-    </w:p>
-    <w:p>
-      <w:pPr>
-        <w:pStyle w:val="Heading1"/>
-      </w:pPr>
-      <w:r>
-        <w:t>1.</w:t>
-      </w:r>
-      <w:r>
-        <w:t>20</w:t>
-      </w:r>
-      <w:r>
-        <w:t xml:space="preserve"> Props Handling (Advanced)</w:t>
-      </w:r>
-    </w:p>
-    <w:p>
-      <w:pPr>
-        <w:rPr>
-          <w:sz w:val="40"/>
-          <w:szCs w:val="40"/>
-        </w:rPr>
-      </w:pPr>
-      <w:r>
-        <w:rPr>
-          <w:sz w:val="40"/>
-          <w:szCs w:val="40"/>
-        </w:rPr>
-        <w:t>-Props are passed from parent to child down to component tree. It’s useful to know a few tricks to make passing props more convenient</w:t>
-      </w:r>
-    </w:p>
-    <w:p>
-      <w:pPr>
-        <w:rPr>
-          <w:sz w:val="40"/>
-          <w:szCs w:val="40"/>
-        </w:rPr>
-      </w:pPr>
-      <w:r>
-        <w:rPr>
-          <w:noProof/>
-        </w:rPr>
         <w:drawing>
           <wp:inline distT="0" distB="0" distL="0" distR="0" wp14:anchorId="12CCEF89" wp14:editId="1D590220">
             <wp:extent cx="4864100" cy="1652951"/>
@@ -8394,7 +8407,7 @@
           <w:sz w:val="40"/>
           <w:szCs w:val="40"/>
         </w:rPr>
-        <w:t xml:space="preserve">+Now even though Item component function signature is more concise, the clutter ended up in List </w:t>
+        <w:t xml:space="preserve">+Now even though Item component function signature is more concise, the clutter ended up in </w:t>
       </w:r>
       <w:r>
         <w:rPr>
@@ -8402,7 +8415,7 @@
           <w:szCs w:val="40"/>
         </w:rPr>
         <w:lastRenderedPageBreak/>
-        <w:t xml:space="preserve">component instead, because every property is passed to Item component. </w:t>
+        <w:t xml:space="preserve">List component instead, because every property is passed to Item component. </w:t>
       </w:r>
     </w:p>
     <w:p>
@@ -8605,6 +8618,7 @@
         <w:rPr>
           <w:noProof/>
         </w:rPr>
+        <w:lastRenderedPageBreak/>
         <w:drawing>
           <wp:inline distT="0" distB="0" distL="0" distR="0" wp14:anchorId="0B7EA1AE" wp14:editId="140D5586">
             <wp:extent cx="2432050" cy="1424129"/>
@@ -8694,7 +8708,6 @@
           <w:sz w:val="40"/>
           <w:szCs w:val="40"/>
         </w:rPr>
-        <w:lastRenderedPageBreak/>
         <w:t>+This refactoring made the process of passing information from List to Item component more concise.</w:t>
       </w:r>
     </w:p>
@@ -8903,6 +8916,7 @@
         <w:rPr>
           <w:noProof/>
         </w:rPr>
+        <w:lastRenderedPageBreak/>
         <w:drawing>
           <wp:inline distT="0" distB="0" distL="0" distR="0" wp14:anchorId="677CCE8A" wp14:editId="3A0C79FF">
             <wp:extent cx="2679700" cy="1186476"/>
@@ -8952,7 +8966,6 @@
           <w:sz w:val="40"/>
           <w:szCs w:val="40"/>
         </w:rPr>
-        <w:lastRenderedPageBreak/>
         <w:t xml:space="preserve">+Rest operator happens on the left </w:t>
       </w:r>
       <w:proofErr w:type="gramStart"/>
@@ -9210,6 +9223,7 @@
           <w:sz w:val="40"/>
           <w:szCs w:val="40"/>
         </w:rPr>
+        <w:lastRenderedPageBreak/>
         <w:t>local storage</w:t>
       </w:r>
       <w:r>
@@ -9231,7 +9245,6 @@
         <w:rPr>
           <w:noProof/>
         </w:rPr>
-        <w:lastRenderedPageBreak/>
         <w:drawing>
           <wp:inline distT="0" distB="0" distL="0" distR="0" wp14:anchorId="79DBD8AB" wp14:editId="75B3B6C5">
             <wp:extent cx="3098959" cy="793791"/>
@@ -9667,7 +9680,15 @@
           <w:sz w:val="40"/>
           <w:szCs w:val="40"/>
         </w:rPr>
-        <w:t xml:space="preserve"> If dependency array doesn’t have, function for side-effect run on every render.</w:t>
+        <w:t xml:space="preserve"> If </w:t>
+      </w:r>
+      <w:r>
+        <w:rPr>
+          <w:sz w:val="40"/>
+          <w:szCs w:val="40"/>
+        </w:rPr>
+        <w:lastRenderedPageBreak/>
+        <w:t>dependency array doesn’t have, function for side-effect run on every render.</w:t>
       </w:r>
       <w:r>
         <w:rPr>
@@ -9688,15 +9709,7 @@
           <w:sz w:val="40"/>
           <w:szCs w:val="40"/>
         </w:rPr>
-        <w:t xml:space="preserve"> dependency array is </w:t>
-      </w:r>
-      <w:r>
-        <w:rPr>
-          <w:sz w:val="40"/>
-          <w:szCs w:val="40"/>
-        </w:rPr>
-        <w:lastRenderedPageBreak/>
-        <w:t>empty array, function for side-effect is called once when the component renders for the 1</w:t>
+        <w:t xml:space="preserve"> dependency array is empty array, function for side-effect is called once when the component renders for the 1</w:t>
       </w:r>
       <w:r>
         <w:rPr>
@@ -9833,7 +9846,6 @@
         <w:t xml:space="preserve">): for values that change over time, </w:t>
       </w:r>
       <w:proofErr w:type="spellStart"/>
-      <w:proofErr w:type="gramStart"/>
       <w:r>
         <w:rPr>
           <w:sz w:val="40"/>
@@ -9847,15 +9859,7 @@
           <w:sz w:val="40"/>
           <w:szCs w:val="40"/>
         </w:rPr>
-        <w:t>(</w:t>
-      </w:r>
-      <w:proofErr w:type="gramEnd"/>
-      <w:r>
-        <w:rPr>
-          <w:sz w:val="40"/>
-          <w:szCs w:val="40"/>
-        </w:rPr>
-        <w:t>): used to opt into lifecycle of your component to introduce side-effects</w:t>
+        <w:t>(): used to opt into lifecycle of your component to introduce side-effects</w:t>
       </w:r>
     </w:p>
     <w:p>
@@ -9966,6 +9970,7 @@
         <w:pStyle w:val="Heading1"/>
       </w:pPr>
       <w:r>
+        <w:lastRenderedPageBreak/>
         <w:t>1.2</w:t>
       </w:r>
       <w:r>
@@ -10016,7 +10021,6 @@
         <w:rPr>
           <w:noProof/>
         </w:rPr>
-        <w:lastRenderedPageBreak/>
         <w:drawing>
           <wp:inline distT="0" distB="0" distL="0" distR="0" wp14:anchorId="71EC60A4" wp14:editId="4FEA200B">
             <wp:extent cx="2609984" cy="1714588"/>
@@ -10270,22 +10274,23 @@
           <w:sz w:val="40"/>
           <w:szCs w:val="40"/>
         </w:rPr>
-        <w:t>dynamic id and label prop</w:t>
-      </w:r>
-      <w:r>
-        <w:rPr>
-          <w:sz w:val="40"/>
-          <w:szCs w:val="40"/>
-        </w:rPr>
-        <w:t xml:space="preserve"> to Search component, rename actual value </w:t>
-      </w:r>
-      <w:r>
-        <w:rPr>
+        <w:t xml:space="preserve">dynamic id </w:t>
+      </w:r>
+      <w:r>
+        <w:rPr>
+          <w:b/>
           <w:sz w:val="40"/>
           <w:szCs w:val="40"/>
         </w:rPr>
         <w:lastRenderedPageBreak/>
-        <w:t xml:space="preserve">and callback handler to </w:t>
+        <w:t>and label prop</w:t>
+      </w:r>
+      <w:r>
+        <w:rPr>
+          <w:sz w:val="40"/>
+          <w:szCs w:val="40"/>
+        </w:rPr>
+        <w:t xml:space="preserve"> to Search component, rename actual value and callback handler to </w:t>
       </w:r>
       <w:proofErr w:type="spellStart"/>
       <w:r>
@@ -11944,7 +11949,6 @@
         <w:rPr>
           <w:noProof/>
         </w:rPr>
-        <w:lastRenderedPageBreak/>
         <w:drawing>
           <wp:inline distT="0" distB="0" distL="0" distR="0" wp14:anchorId="37EB5755" wp14:editId="5A8219E4">
             <wp:extent cx="4464279" cy="184159"/>
@@ -11994,6 +11998,7 @@
           <w:sz w:val="40"/>
           <w:szCs w:val="40"/>
         </w:rPr>
+        <w:lastRenderedPageBreak/>
         <w:t>+Pass to Item:</w:t>
       </w:r>
     </w:p>
@@ -12190,7 +12195,6 @@
         <w:rPr>
           <w:noProof/>
         </w:rPr>
-        <w:lastRenderedPageBreak/>
         <w:drawing>
           <wp:inline distT="0" distB="0" distL="0" distR="0" wp14:anchorId="10722E0A" wp14:editId="075CEE6F">
             <wp:extent cx="4248368" cy="146058"/>
@@ -12240,6 +12244,7 @@
           <w:sz w:val="40"/>
           <w:szCs w:val="40"/>
         </w:rPr>
+        <w:lastRenderedPageBreak/>
         <w:t xml:space="preserve">+Use </w:t>
       </w:r>
       <w:r>
@@ -12541,6 +12546,7 @@
         <w:pStyle w:val="Heading1"/>
       </w:pPr>
       <w:r>
+        <w:lastRenderedPageBreak/>
         <w:t>1.2</w:t>
       </w:r>
       <w:r>
@@ -12859,7 +12865,7 @@
           <w:sz w:val="40"/>
           <w:szCs w:val="40"/>
         </w:rPr>
-        <w:t xml:space="preserve">-Even though data should arrive asynchronously when starting app, it appears to arrive synchronously, as it’s </w:t>
+        <w:t xml:space="preserve">-Even though data should arrive asynchronously when starting app, it appears to arrive synchronously, as it’s rendered immediately. Git it a </w:t>
       </w:r>
       <w:r>
         <w:rPr>
@@ -12867,7 +12873,7 @@
           <w:szCs w:val="40"/>
         </w:rPr>
         <w:lastRenderedPageBreak/>
-        <w:t xml:space="preserve">rendered immediately. Git it a bit of a realistic delay, as every network request to a remote API would come with a delay: </w:t>
+        <w:t xml:space="preserve">bit of a realistic delay, as every network request to a remote API would come with a delay: </w:t>
       </w:r>
     </w:p>
     <w:p>
@@ -14135,23 +14141,7 @@
           <w:sz w:val="40"/>
           <w:szCs w:val="40"/>
         </w:rPr>
-        <w:t xml:space="preserve"> can </w:t>
-      </w:r>
-      <w:proofErr w:type="gramStart"/>
-      <w:r>
-        <w:rPr>
-          <w:sz w:val="40"/>
-          <w:szCs w:val="40"/>
-        </w:rPr>
-        <w:t>used</w:t>
-      </w:r>
-      <w:proofErr w:type="gramEnd"/>
-      <w:r>
-        <w:rPr>
-          <w:sz w:val="40"/>
-          <w:szCs w:val="40"/>
-        </w:rPr>
-        <w:t xml:space="preserve"> instead of </w:t>
+        <w:t xml:space="preserve"> can used instead of </w:t>
       </w:r>
       <w:proofErr w:type="spellStart"/>
       <w:proofErr w:type="gramStart"/>
@@ -14170,22 +14160,23 @@
           <w:sz w:val="40"/>
           <w:szCs w:val="40"/>
         </w:rPr>
-        <w:t>()</w:t>
-      </w:r>
-      <w:r>
-        <w:rPr>
-          <w:sz w:val="40"/>
-          <w:szCs w:val="40"/>
-        </w:rPr>
-        <w:t>,</w:t>
+        <w:t>(</w:t>
       </w:r>
       <w:proofErr w:type="gramEnd"/>
       <w:r>
         <w:rPr>
-          <w:sz w:val="40"/>
-          <w:szCs w:val="40"/>
-        </w:rPr>
-        <w:t xml:space="preserve"> it sets the state implicitly by dispatching an action for reducer. The action comes with a type and an optional payload</w:t>
+          <w:b/>
+          <w:sz w:val="40"/>
+          <w:szCs w:val="40"/>
+        </w:rPr>
+        <w:t>)</w:t>
+      </w:r>
+      <w:r>
+        <w:rPr>
+          <w:sz w:val="40"/>
+          <w:szCs w:val="40"/>
+        </w:rPr>
+        <w:t>, it sets the state implicitly by dispatching an action for reducer. The action comes with a type and an optional payload</w:t>
       </w:r>
     </w:p>
     <w:p>
@@ -14369,7 +14360,7 @@
           <w:sz w:val="40"/>
           <w:szCs w:val="40"/>
         </w:rPr>
-        <w:t xml:space="preserve">) hook are managing the state for stories. It’s valid to move this logic into </w:t>
+        <w:t xml:space="preserve">) hook are managing the state for stories. It’s valid to move this logic into reducer function and manage reducer with an action, </w:t>
       </w:r>
       <w:r>
         <w:rPr>
@@ -14377,7 +14368,7 @@
           <w:szCs w:val="40"/>
         </w:rPr>
         <w:lastRenderedPageBreak/>
-        <w:t>reducer function and manage reducer with an action, which is another case for moving from imperative to declarative programming.</w:t>
+        <w:t>which is another case for moving from imperative to declarative programming.</w:t>
       </w:r>
     </w:p>
     <w:p>
@@ -14533,22 +14524,22 @@
           <w:sz w:val="40"/>
           <w:szCs w:val="40"/>
         </w:rPr>
+        <w:t>-Read more:</w:t>
+      </w:r>
+    </w:p>
+    <w:p>
+      <w:pPr>
+        <w:rPr>
+          <w:sz w:val="40"/>
+          <w:szCs w:val="40"/>
+        </w:rPr>
+      </w:pPr>
+      <w:r>
+        <w:rPr>
+          <w:sz w:val="40"/>
+          <w:szCs w:val="40"/>
+        </w:rPr>
         <w:lastRenderedPageBreak/>
-        <w:t>-Read more:</w:t>
-      </w:r>
-    </w:p>
-    <w:p>
-      <w:pPr>
-        <w:rPr>
-          <w:sz w:val="40"/>
-          <w:szCs w:val="40"/>
-        </w:rPr>
-      </w:pPr>
-      <w:r>
-        <w:rPr>
-          <w:sz w:val="40"/>
-          <w:szCs w:val="40"/>
-        </w:rPr>
         <w:t xml:space="preserve">+Reducer and </w:t>
       </w:r>
       <w:proofErr w:type="spellStart"/>
@@ -15752,7 +15743,6 @@
           <w:sz w:val="40"/>
           <w:szCs w:val="40"/>
         </w:rPr>
-        <w:lastRenderedPageBreak/>
         <w:drawing>
           <wp:inline distT="0" distB="0" distL="0" distR="0" wp14:anchorId="6373974F" wp14:editId="36069DCD">
             <wp:extent cx="4467497" cy="2062399"/>
@@ -15802,6 +15792,7 @@
           <w:sz w:val="40"/>
           <w:szCs w:val="40"/>
         </w:rPr>
+        <w:lastRenderedPageBreak/>
         <w:t>+B: use native browser fetch API (</w:t>
       </w:r>
       <w:hyperlink r:id="rId178" w:history="1">
@@ -15986,7 +15977,6 @@
           <w:sz w:val="40"/>
           <w:szCs w:val="40"/>
         </w:rPr>
-        <w:lastRenderedPageBreak/>
         <w:drawing>
           <wp:inline distT="0" distB="0" distL="0" distR="0" wp14:anchorId="3F01B5CC" wp14:editId="483C1322">
             <wp:extent cx="4167051" cy="1400347"/>
@@ -16071,6 +16061,7 @@
         <w:pStyle w:val="Heading1"/>
       </w:pPr>
       <w:r>
+        <w:lastRenderedPageBreak/>
         <w:t>1.3</w:t>
       </w:r>
       <w:r>
@@ -16107,23 +16098,7 @@
           <w:sz w:val="40"/>
           <w:szCs w:val="40"/>
         </w:rPr>
-        <w:t xml:space="preserve"> As component is just a function, you can declare functions, function expressions and arrow function expressions in component. We can use memorized </w:t>
-      </w:r>
-      <w:proofErr w:type="gramStart"/>
-      <w:r>
-        <w:rPr>
-          <w:sz w:val="40"/>
-          <w:szCs w:val="40"/>
-        </w:rPr>
-        <w:t>function</w:t>
-      </w:r>
-      <w:proofErr w:type="gramEnd"/>
-      <w:r>
-        <w:rPr>
-          <w:sz w:val="40"/>
-          <w:szCs w:val="40"/>
-        </w:rPr>
-        <w:t xml:space="preserve"> by </w:t>
+        <w:t xml:space="preserve"> As component is just a function, you can declare functions, function expressions and arrow function expressions in component. We can use memorized function by </w:t>
       </w:r>
       <w:proofErr w:type="spellStart"/>
       <w:proofErr w:type="gramStart"/>
@@ -16317,75 +16292,75 @@
           <w:sz w:val="40"/>
           <w:szCs w:val="40"/>
         </w:rPr>
+        <w:t xml:space="preserve">-Read more: </w:t>
+      </w:r>
+      <w:r>
+        <w:rPr>
+          <w:sz w:val="40"/>
+          <w:szCs w:val="40"/>
+        </w:rPr>
+        <w:t>https://www.robinwieruch.de/react-usecallback-hook/</w:t>
+      </w:r>
+    </w:p>
+    <w:p>
+      <w:pPr>
+        <w:pStyle w:val="Heading1"/>
+      </w:pPr>
+      <w:r>
+        <w:t>1.3</w:t>
+      </w:r>
+      <w:r>
+        <w:t>5</w:t>
+      </w:r>
+      <w:r>
+        <w:t xml:space="preserve"> Explicit Data Fetching with React</w:t>
+      </w:r>
+    </w:p>
+    <w:p>
+      <w:pPr>
+        <w:rPr>
+          <w:sz w:val="40"/>
+          <w:szCs w:val="40"/>
+        </w:rPr>
+      </w:pPr>
+      <w:r>
+        <w:rPr>
+          <w:sz w:val="40"/>
+          <w:szCs w:val="40"/>
+        </w:rPr>
+        <w:t>-</w:t>
+      </w:r>
+      <w:proofErr w:type="spellStart"/>
+      <w:r>
+        <w:rPr>
+          <w:sz w:val="40"/>
+          <w:szCs w:val="40"/>
+        </w:rPr>
+        <w:t>Refetch</w:t>
+      </w:r>
+      <w:proofErr w:type="spellEnd"/>
+      <w:r>
+        <w:rPr>
+          <w:sz w:val="40"/>
+          <w:szCs w:val="40"/>
+        </w:rPr>
+        <w:t xml:space="preserve"> data only if user clicks confirmation button</w:t>
+      </w:r>
+    </w:p>
+    <w:p>
+      <w:pPr>
+        <w:rPr>
+          <w:sz w:val="40"/>
+          <w:szCs w:val="40"/>
+        </w:rPr>
+      </w:pPr>
+      <w:r>
+        <w:rPr>
+          <w:noProof/>
+          <w:sz w:val="40"/>
+          <w:szCs w:val="40"/>
+        </w:rPr>
         <w:lastRenderedPageBreak/>
-        <w:t xml:space="preserve">-Read more: </w:t>
-      </w:r>
-      <w:r>
-        <w:rPr>
-          <w:sz w:val="40"/>
-          <w:szCs w:val="40"/>
-        </w:rPr>
-        <w:t>https://www.robinwieruch.de/react-usecallback-hook/</w:t>
-      </w:r>
-    </w:p>
-    <w:p>
-      <w:pPr>
-        <w:pStyle w:val="Heading1"/>
-      </w:pPr>
-      <w:r>
-        <w:t>1.3</w:t>
-      </w:r>
-      <w:r>
-        <w:t>5</w:t>
-      </w:r>
-      <w:r>
-        <w:t xml:space="preserve"> Explicit Data Fetching with React</w:t>
-      </w:r>
-    </w:p>
-    <w:p>
-      <w:pPr>
-        <w:rPr>
-          <w:sz w:val="40"/>
-          <w:szCs w:val="40"/>
-        </w:rPr>
-      </w:pPr>
-      <w:r>
-        <w:rPr>
-          <w:sz w:val="40"/>
-          <w:szCs w:val="40"/>
-        </w:rPr>
-        <w:t>-</w:t>
-      </w:r>
-      <w:proofErr w:type="spellStart"/>
-      <w:r>
-        <w:rPr>
-          <w:sz w:val="40"/>
-          <w:szCs w:val="40"/>
-        </w:rPr>
-        <w:t>Refetch</w:t>
-      </w:r>
-      <w:proofErr w:type="spellEnd"/>
-      <w:r>
-        <w:rPr>
-          <w:sz w:val="40"/>
-          <w:szCs w:val="40"/>
-        </w:rPr>
-        <w:t xml:space="preserve"> data only if user clicks confirmation button</w:t>
-      </w:r>
-    </w:p>
-    <w:p>
-      <w:pPr>
-        <w:rPr>
-          <w:sz w:val="40"/>
-          <w:szCs w:val="40"/>
-        </w:rPr>
-      </w:pPr>
-      <w:r>
-        <w:rPr>
-          <w:noProof/>
-          <w:sz w:val="40"/>
-          <w:szCs w:val="40"/>
-        </w:rPr>
         <w:drawing>
           <wp:inline distT="0" distB="0" distL="0" distR="0" wp14:anchorId="37614D2C" wp14:editId="03B4B290">
             <wp:extent cx="5558246" cy="892526"/>
@@ -16618,7 +16593,6 @@
         <w:pStyle w:val="Heading1"/>
       </w:pPr>
       <w:r>
-        <w:lastRenderedPageBreak/>
         <w:t>1.3</w:t>
       </w:r>
       <w:r>
@@ -16706,6 +16680,7 @@
           <w:sz w:val="40"/>
           <w:szCs w:val="40"/>
         </w:rPr>
+        <w:lastRenderedPageBreak/>
         <w:t>-Install + import:</w:t>
       </w:r>
     </w:p>
@@ -16987,7 +16962,6 @@
           <w:sz w:val="40"/>
           <w:szCs w:val="40"/>
         </w:rPr>
-        <w:lastRenderedPageBreak/>
         <w:t xml:space="preserve">+Axios: </w:t>
       </w:r>
       <w:r>
@@ -17087,6 +17061,7 @@
           <w:sz w:val="40"/>
           <w:szCs w:val="40"/>
         </w:rPr>
+        <w:lastRenderedPageBreak/>
         <w:drawing>
           <wp:inline distT="0" distB="0" distL="0" distR="0" wp14:anchorId="131A8FAE" wp14:editId="7C27DB11">
             <wp:extent cx="3690257" cy="1828139"/>
@@ -17204,42 +17179,42 @@
         <w:pStyle w:val="Heading1"/>
       </w:pPr>
       <w:r>
+        <w:t>1.3</w:t>
+      </w:r>
+      <w:r>
+        <w:t>8</w:t>
+      </w:r>
+      <w:r>
+        <w:t xml:space="preserve"> Form in React</w:t>
+      </w:r>
+    </w:p>
+    <w:p>
+      <w:pPr>
+        <w:rPr>
+          <w:sz w:val="40"/>
+          <w:szCs w:val="40"/>
+        </w:rPr>
+      </w:pPr>
+      <w:r>
+        <w:rPr>
+          <w:sz w:val="40"/>
+          <w:szCs w:val="40"/>
+        </w:rPr>
+        <w:t>-Wrap input field and button into form:</w:t>
+      </w:r>
+    </w:p>
+    <w:p>
+      <w:pPr>
+        <w:rPr>
+          <w:sz w:val="40"/>
+          <w:szCs w:val="40"/>
+        </w:rPr>
+      </w:pPr>
+      <w:r>
+        <w:rPr>
+          <w:noProof/>
+        </w:rPr>
         <w:lastRenderedPageBreak/>
-        <w:t>1.3</w:t>
-      </w:r>
-      <w:r>
-        <w:t>8</w:t>
-      </w:r>
-      <w:r>
-        <w:t xml:space="preserve"> Form in React</w:t>
-      </w:r>
-    </w:p>
-    <w:p>
-      <w:pPr>
-        <w:rPr>
-          <w:sz w:val="40"/>
-          <w:szCs w:val="40"/>
-        </w:rPr>
-      </w:pPr>
-      <w:r>
-        <w:rPr>
-          <w:sz w:val="40"/>
-          <w:szCs w:val="40"/>
-        </w:rPr>
-        <w:t>-Wrap input field and button into form:</w:t>
-      </w:r>
-    </w:p>
-    <w:p>
-      <w:pPr>
-        <w:rPr>
-          <w:sz w:val="40"/>
-          <w:szCs w:val="40"/>
-        </w:rPr>
-      </w:pPr>
-      <w:r>
-        <w:rPr>
-          <w:noProof/>
-        </w:rPr>
         <w:drawing>
           <wp:inline distT="0" distB="0" distL="0" distR="0" wp14:anchorId="1FC76BED" wp14:editId="3A0DB7F1">
             <wp:extent cx="3813858" cy="2330047"/>
@@ -17314,23 +17289,7 @@
           <w:sz w:val="40"/>
           <w:szCs w:val="40"/>
         </w:rPr>
-        <w:t xml:space="preserve">) to </w:t>
-      </w:r>
-      <w:proofErr w:type="gramStart"/>
-      <w:r>
-        <w:rPr>
-          <w:sz w:val="40"/>
-          <w:szCs w:val="40"/>
-        </w:rPr>
-        <w:t>handler</w:t>
-      </w:r>
-      <w:proofErr w:type="gramEnd"/>
-      <w:r>
-        <w:rPr>
-          <w:sz w:val="40"/>
-          <w:szCs w:val="40"/>
-        </w:rPr>
-        <w:t>:</w:t>
+        <w:t>) to handler:</w:t>
       </w:r>
     </w:p>
     <w:p>
@@ -17455,7 +17414,6 @@
         <w:rPr>
           <w:noProof/>
         </w:rPr>
-        <w:lastRenderedPageBreak/>
         <w:drawing>
           <wp:inline distT="0" distB="0" distL="0" distR="0" wp14:anchorId="3E9840B1" wp14:editId="74868CEB">
             <wp:extent cx="2916820" cy="926787"/>
@@ -17505,6 +17463,7 @@
           <w:sz w:val="40"/>
           <w:szCs w:val="40"/>
         </w:rPr>
+        <w:lastRenderedPageBreak/>
         <w:t>-Read more</w:t>
       </w:r>
     </w:p>
@@ -17563,13 +17522,1122 @@
         </w:rPr>
         <w:t xml:space="preserve">: </w:t>
       </w:r>
-      <w:r>
-        <w:rPr>
-          <w:sz w:val="40"/>
-          <w:szCs w:val="40"/>
-        </w:rPr>
-        <w:t>https://www.robinwieruch.de/react-preventdefault/</w:t>
-      </w:r>
+      <w:hyperlink r:id="rId201" w:history="1">
+        <w:r>
+          <w:rPr>
+            <w:rStyle w:val="Hyperlink"/>
+            <w:sz w:val="40"/>
+            <w:szCs w:val="40"/>
+          </w:rPr>
+          <w:t>https://www.robinwieruch.de/react-preventdefault/</w:t>
+        </w:r>
+      </w:hyperlink>
+    </w:p>
+    <w:p>
+      <w:pPr>
+        <w:rPr>
+          <w:sz w:val="40"/>
+          <w:szCs w:val="40"/>
+        </w:rPr>
+      </w:pPr>
+      <w:r>
+        <w:rPr>
+          <w:sz w:val="40"/>
+          <w:szCs w:val="40"/>
+        </w:rPr>
+        <w:t>Final Exam:</w:t>
+      </w:r>
+    </w:p>
+    <w:p>
+      <w:pPr>
+        <w:rPr>
+          <w:sz w:val="40"/>
+          <w:szCs w:val="40"/>
+        </w:rPr>
+      </w:pPr>
+      <w:r>
+        <w:rPr>
+          <w:sz w:val="40"/>
+          <w:szCs w:val="40"/>
+        </w:rPr>
+        <w:t>-</w:t>
+      </w:r>
+      <w:proofErr w:type="spellStart"/>
+      <w:r>
+        <w:rPr>
+          <w:sz w:val="40"/>
+          <w:szCs w:val="40"/>
+        </w:rPr>
+        <w:t>Yêu</w:t>
+      </w:r>
+      <w:proofErr w:type="spellEnd"/>
+      <w:r>
+        <w:rPr>
+          <w:sz w:val="40"/>
+          <w:szCs w:val="40"/>
+        </w:rPr>
+        <w:t xml:space="preserve"> </w:t>
+      </w:r>
+      <w:proofErr w:type="spellStart"/>
+      <w:r>
+        <w:rPr>
+          <w:sz w:val="40"/>
+          <w:szCs w:val="40"/>
+        </w:rPr>
+        <w:t>cầu</w:t>
+      </w:r>
+      <w:proofErr w:type="spellEnd"/>
+      <w:r>
+        <w:rPr>
+          <w:sz w:val="40"/>
+          <w:szCs w:val="40"/>
+        </w:rPr>
+        <w:t xml:space="preserve">: </w:t>
+      </w:r>
+      <w:proofErr w:type="spellStart"/>
+      <w:r>
+        <w:rPr>
+          <w:sz w:val="40"/>
+          <w:szCs w:val="40"/>
+        </w:rPr>
+        <w:t>Xây</w:t>
+      </w:r>
+      <w:proofErr w:type="spellEnd"/>
+      <w:r>
+        <w:rPr>
+          <w:sz w:val="40"/>
+          <w:szCs w:val="40"/>
+        </w:rPr>
+        <w:t xml:space="preserve"> </w:t>
+      </w:r>
+      <w:proofErr w:type="spellStart"/>
+      <w:r>
+        <w:rPr>
+          <w:sz w:val="40"/>
+          <w:szCs w:val="40"/>
+        </w:rPr>
+        <w:t>dựng</w:t>
+      </w:r>
+      <w:proofErr w:type="spellEnd"/>
+      <w:r>
+        <w:rPr>
+          <w:sz w:val="40"/>
+          <w:szCs w:val="40"/>
+        </w:rPr>
+        <w:t xml:space="preserve"> </w:t>
+      </w:r>
+      <w:proofErr w:type="spellStart"/>
+      <w:r>
+        <w:rPr>
+          <w:sz w:val="40"/>
+          <w:szCs w:val="40"/>
+        </w:rPr>
+        <w:t>ứng</w:t>
+      </w:r>
+      <w:proofErr w:type="spellEnd"/>
+      <w:r>
+        <w:rPr>
+          <w:sz w:val="40"/>
+          <w:szCs w:val="40"/>
+        </w:rPr>
+        <w:t xml:space="preserve"> </w:t>
+      </w:r>
+      <w:proofErr w:type="spellStart"/>
+      <w:r>
+        <w:rPr>
+          <w:sz w:val="40"/>
+          <w:szCs w:val="40"/>
+        </w:rPr>
+        <w:t>dụng</w:t>
+      </w:r>
+      <w:proofErr w:type="spellEnd"/>
+      <w:r>
+        <w:rPr>
+          <w:sz w:val="40"/>
+          <w:szCs w:val="40"/>
+        </w:rPr>
+        <w:t xml:space="preserve"> Employee Management Dashboard</w:t>
+      </w:r>
+      <w:r>
+        <w:rPr>
+          <w:sz w:val="40"/>
+          <w:szCs w:val="40"/>
+        </w:rPr>
+        <w:t xml:space="preserve"> </w:t>
+      </w:r>
+      <w:proofErr w:type="spellStart"/>
+      <w:r>
+        <w:rPr>
+          <w:sz w:val="40"/>
+          <w:szCs w:val="40"/>
+        </w:rPr>
+        <w:t>với</w:t>
+      </w:r>
+      <w:proofErr w:type="spellEnd"/>
+      <w:r>
+        <w:rPr>
+          <w:sz w:val="40"/>
+          <w:szCs w:val="40"/>
+        </w:rPr>
+        <w:t xml:space="preserve"> </w:t>
+      </w:r>
+      <w:proofErr w:type="spellStart"/>
+      <w:r>
+        <w:rPr>
+          <w:sz w:val="40"/>
+          <w:szCs w:val="40"/>
+        </w:rPr>
+        <w:t>các</w:t>
+      </w:r>
+      <w:proofErr w:type="spellEnd"/>
+      <w:r>
+        <w:rPr>
+          <w:sz w:val="40"/>
+          <w:szCs w:val="40"/>
+        </w:rPr>
+        <w:t xml:space="preserve"> </w:t>
+      </w:r>
+      <w:proofErr w:type="spellStart"/>
+      <w:r>
+        <w:rPr>
+          <w:sz w:val="40"/>
+          <w:szCs w:val="40"/>
+        </w:rPr>
+        <w:t>chức</w:t>
+      </w:r>
+      <w:proofErr w:type="spellEnd"/>
+      <w:r>
+        <w:rPr>
+          <w:sz w:val="40"/>
+          <w:szCs w:val="40"/>
+        </w:rPr>
+        <w:t xml:space="preserve"> </w:t>
+      </w:r>
+      <w:proofErr w:type="spellStart"/>
+      <w:r>
+        <w:rPr>
+          <w:sz w:val="40"/>
+          <w:szCs w:val="40"/>
+        </w:rPr>
+        <w:t>năng</w:t>
+      </w:r>
+      <w:proofErr w:type="spellEnd"/>
+      <w:r>
+        <w:rPr>
+          <w:sz w:val="40"/>
+          <w:szCs w:val="40"/>
+        </w:rPr>
+        <w:t xml:space="preserve"> </w:t>
+      </w:r>
+      <w:proofErr w:type="spellStart"/>
+      <w:r>
+        <w:rPr>
+          <w:sz w:val="40"/>
+          <w:szCs w:val="40"/>
+        </w:rPr>
+        <w:t>sau</w:t>
+      </w:r>
+      <w:proofErr w:type="spellEnd"/>
+      <w:r>
+        <w:rPr>
+          <w:sz w:val="40"/>
+          <w:szCs w:val="40"/>
+        </w:rPr>
+        <w:t>:</w:t>
+      </w:r>
+    </w:p>
+    <w:p>
+      <w:pPr>
+        <w:rPr>
+          <w:sz w:val="40"/>
+          <w:szCs w:val="40"/>
+        </w:rPr>
+      </w:pPr>
+      <w:r>
+        <w:rPr>
+          <w:sz w:val="40"/>
+          <w:szCs w:val="40"/>
+        </w:rPr>
+        <w:t>+</w:t>
+      </w:r>
+      <w:proofErr w:type="spellStart"/>
+      <w:r>
+        <w:rPr>
+          <w:sz w:val="40"/>
+          <w:szCs w:val="40"/>
+        </w:rPr>
+        <w:t>Hiển</w:t>
+      </w:r>
+      <w:proofErr w:type="spellEnd"/>
+      <w:r>
+        <w:rPr>
+          <w:sz w:val="40"/>
+          <w:szCs w:val="40"/>
+        </w:rPr>
+        <w:t xml:space="preserve"> </w:t>
+      </w:r>
+      <w:proofErr w:type="spellStart"/>
+      <w:r>
+        <w:rPr>
+          <w:sz w:val="40"/>
+          <w:szCs w:val="40"/>
+        </w:rPr>
+        <w:t>thị</w:t>
+      </w:r>
+      <w:proofErr w:type="spellEnd"/>
+      <w:r>
+        <w:rPr>
+          <w:sz w:val="40"/>
+          <w:szCs w:val="40"/>
+        </w:rPr>
+        <w:t xml:space="preserve"> </w:t>
+      </w:r>
+      <w:proofErr w:type="spellStart"/>
+      <w:r>
+        <w:rPr>
+          <w:sz w:val="40"/>
+          <w:szCs w:val="40"/>
+        </w:rPr>
+        <w:t>danh</w:t>
+      </w:r>
+      <w:proofErr w:type="spellEnd"/>
+      <w:r>
+        <w:rPr>
+          <w:sz w:val="40"/>
+          <w:szCs w:val="40"/>
+        </w:rPr>
+        <w:t xml:space="preserve"> </w:t>
+      </w:r>
+      <w:proofErr w:type="spellStart"/>
+      <w:r>
+        <w:rPr>
+          <w:sz w:val="40"/>
+          <w:szCs w:val="40"/>
+        </w:rPr>
+        <w:t>sách</w:t>
+      </w:r>
+      <w:proofErr w:type="spellEnd"/>
+      <w:r>
+        <w:rPr>
+          <w:sz w:val="40"/>
+          <w:szCs w:val="40"/>
+        </w:rPr>
+        <w:t xml:space="preserve"> </w:t>
+      </w:r>
+      <w:proofErr w:type="spellStart"/>
+      <w:r>
+        <w:rPr>
+          <w:sz w:val="40"/>
+          <w:szCs w:val="40"/>
+        </w:rPr>
+        <w:t>nhân</w:t>
+      </w:r>
+      <w:proofErr w:type="spellEnd"/>
+      <w:r>
+        <w:rPr>
+          <w:sz w:val="40"/>
+          <w:szCs w:val="40"/>
+        </w:rPr>
+        <w:t xml:space="preserve"> </w:t>
+      </w:r>
+      <w:proofErr w:type="spellStart"/>
+      <w:r>
+        <w:rPr>
+          <w:sz w:val="40"/>
+          <w:szCs w:val="40"/>
+        </w:rPr>
+        <w:t>viên</w:t>
+      </w:r>
+      <w:proofErr w:type="spellEnd"/>
+      <w:r>
+        <w:rPr>
+          <w:sz w:val="40"/>
+          <w:szCs w:val="40"/>
+        </w:rPr>
+        <w:t xml:space="preserve"> (GET API)</w:t>
+      </w:r>
+    </w:p>
+    <w:p>
+      <w:pPr>
+        <w:rPr>
+          <w:sz w:val="40"/>
+          <w:szCs w:val="40"/>
+        </w:rPr>
+      </w:pPr>
+      <w:r>
+        <w:rPr>
+          <w:sz w:val="40"/>
+          <w:szCs w:val="40"/>
+        </w:rPr>
+        <w:t>+</w:t>
+      </w:r>
+      <w:proofErr w:type="spellStart"/>
+      <w:r>
+        <w:rPr>
+          <w:sz w:val="40"/>
+          <w:szCs w:val="40"/>
+        </w:rPr>
+        <w:t>Tạp</w:t>
+      </w:r>
+      <w:proofErr w:type="spellEnd"/>
+      <w:r>
+        <w:rPr>
+          <w:sz w:val="40"/>
+          <w:szCs w:val="40"/>
+        </w:rPr>
+        <w:t xml:space="preserve"> form </w:t>
+      </w:r>
+      <w:proofErr w:type="spellStart"/>
+      <w:r>
+        <w:rPr>
+          <w:sz w:val="40"/>
+          <w:szCs w:val="40"/>
+        </w:rPr>
+        <w:t>thêm</w:t>
+      </w:r>
+      <w:proofErr w:type="spellEnd"/>
+      <w:r>
+        <w:rPr>
+          <w:sz w:val="40"/>
+          <w:szCs w:val="40"/>
+        </w:rPr>
+        <w:t xml:space="preserve"> </w:t>
+      </w:r>
+      <w:proofErr w:type="spellStart"/>
+      <w:r>
+        <w:rPr>
+          <w:sz w:val="40"/>
+          <w:szCs w:val="40"/>
+        </w:rPr>
+        <w:t>nhân</w:t>
+      </w:r>
+      <w:proofErr w:type="spellEnd"/>
+      <w:r>
+        <w:rPr>
+          <w:sz w:val="40"/>
+          <w:szCs w:val="40"/>
+        </w:rPr>
+        <w:t xml:space="preserve"> </w:t>
+      </w:r>
+      <w:proofErr w:type="spellStart"/>
+      <w:r>
+        <w:rPr>
+          <w:sz w:val="40"/>
+          <w:szCs w:val="40"/>
+        </w:rPr>
+        <w:t>viên</w:t>
+      </w:r>
+      <w:proofErr w:type="spellEnd"/>
+      <w:r>
+        <w:rPr>
+          <w:sz w:val="40"/>
+          <w:szCs w:val="40"/>
+        </w:rPr>
+        <w:t xml:space="preserve"> (POST API)</w:t>
+      </w:r>
+    </w:p>
+    <w:p>
+      <w:pPr>
+        <w:rPr>
+          <w:sz w:val="40"/>
+          <w:szCs w:val="40"/>
+        </w:rPr>
+      </w:pPr>
+      <w:r>
+        <w:rPr>
+          <w:sz w:val="40"/>
+          <w:szCs w:val="40"/>
+        </w:rPr>
+        <w:t>+</w:t>
+      </w:r>
+      <w:proofErr w:type="spellStart"/>
+      <w:r>
+        <w:rPr>
+          <w:sz w:val="40"/>
+          <w:szCs w:val="40"/>
+        </w:rPr>
+        <w:t>Xóa</w:t>
+      </w:r>
+      <w:proofErr w:type="spellEnd"/>
+      <w:r>
+        <w:rPr>
+          <w:sz w:val="40"/>
+          <w:szCs w:val="40"/>
+        </w:rPr>
+        <w:t xml:space="preserve"> </w:t>
+      </w:r>
+      <w:proofErr w:type="spellStart"/>
+      <w:r>
+        <w:rPr>
+          <w:sz w:val="40"/>
+          <w:szCs w:val="40"/>
+        </w:rPr>
+        <w:t>nhân</w:t>
+      </w:r>
+      <w:proofErr w:type="spellEnd"/>
+      <w:r>
+        <w:rPr>
+          <w:sz w:val="40"/>
+          <w:szCs w:val="40"/>
+        </w:rPr>
+        <w:t xml:space="preserve"> </w:t>
+      </w:r>
+      <w:proofErr w:type="spellStart"/>
+      <w:r>
+        <w:rPr>
+          <w:sz w:val="40"/>
+          <w:szCs w:val="40"/>
+        </w:rPr>
+        <w:t>viên</w:t>
+      </w:r>
+      <w:proofErr w:type="spellEnd"/>
+      <w:r>
+        <w:rPr>
+          <w:sz w:val="40"/>
+          <w:szCs w:val="40"/>
+        </w:rPr>
+        <w:t xml:space="preserve"> (DELETE API)</w:t>
+      </w:r>
+    </w:p>
+    <w:p>
+      <w:pPr>
+        <w:rPr>
+          <w:sz w:val="40"/>
+          <w:szCs w:val="40"/>
+        </w:rPr>
+      </w:pPr>
+      <w:r>
+        <w:rPr>
+          <w:sz w:val="40"/>
+          <w:szCs w:val="40"/>
+        </w:rPr>
+        <w:t>+</w:t>
+      </w:r>
+      <w:proofErr w:type="spellStart"/>
+      <w:r>
+        <w:rPr>
+          <w:sz w:val="40"/>
+          <w:szCs w:val="40"/>
+        </w:rPr>
+        <w:t>Phân</w:t>
+      </w:r>
+      <w:proofErr w:type="spellEnd"/>
+      <w:r>
+        <w:rPr>
+          <w:sz w:val="40"/>
+          <w:szCs w:val="40"/>
+        </w:rPr>
+        <w:t xml:space="preserve"> </w:t>
+      </w:r>
+      <w:proofErr w:type="spellStart"/>
+      <w:r>
+        <w:rPr>
+          <w:sz w:val="40"/>
+          <w:szCs w:val="40"/>
+        </w:rPr>
+        <w:t>trang</w:t>
+      </w:r>
+      <w:proofErr w:type="spellEnd"/>
+      <w:r>
+        <w:rPr>
+          <w:sz w:val="40"/>
+          <w:szCs w:val="40"/>
+        </w:rPr>
+        <w:t xml:space="preserve"> (Pagination)</w:t>
+      </w:r>
+    </w:p>
+    <w:p>
+      <w:pPr>
+        <w:rPr>
+          <w:sz w:val="40"/>
+          <w:szCs w:val="40"/>
+        </w:rPr>
+      </w:pPr>
+      <w:r>
+        <w:rPr>
+          <w:sz w:val="40"/>
+          <w:szCs w:val="40"/>
+        </w:rPr>
+        <w:t>+</w:t>
+      </w:r>
+      <w:proofErr w:type="spellStart"/>
+      <w:r>
+        <w:rPr>
+          <w:sz w:val="40"/>
+          <w:szCs w:val="40"/>
+        </w:rPr>
+        <w:t>Tìm</w:t>
+      </w:r>
+      <w:proofErr w:type="spellEnd"/>
+      <w:r>
+        <w:rPr>
+          <w:sz w:val="40"/>
+          <w:szCs w:val="40"/>
+        </w:rPr>
+        <w:t xml:space="preserve"> </w:t>
+      </w:r>
+      <w:proofErr w:type="spellStart"/>
+      <w:r>
+        <w:rPr>
+          <w:sz w:val="40"/>
+          <w:szCs w:val="40"/>
+        </w:rPr>
+        <w:t>kiếm</w:t>
+      </w:r>
+      <w:proofErr w:type="spellEnd"/>
+      <w:r>
+        <w:rPr>
+          <w:sz w:val="40"/>
+          <w:szCs w:val="40"/>
+        </w:rPr>
+        <w:t xml:space="preserve"> </w:t>
+      </w:r>
+      <w:proofErr w:type="spellStart"/>
+      <w:r>
+        <w:rPr>
+          <w:sz w:val="40"/>
+          <w:szCs w:val="40"/>
+        </w:rPr>
+        <w:t>theo</w:t>
+      </w:r>
+      <w:proofErr w:type="spellEnd"/>
+      <w:r>
+        <w:rPr>
+          <w:sz w:val="40"/>
+          <w:szCs w:val="40"/>
+        </w:rPr>
+        <w:t xml:space="preserve"> </w:t>
+      </w:r>
+      <w:proofErr w:type="spellStart"/>
+      <w:r>
+        <w:rPr>
+          <w:sz w:val="40"/>
+          <w:szCs w:val="40"/>
+        </w:rPr>
+        <w:t>tên</w:t>
+      </w:r>
+      <w:proofErr w:type="spellEnd"/>
+    </w:p>
+    <w:p>
+      <w:pPr>
+        <w:rPr>
+          <w:sz w:val="40"/>
+          <w:szCs w:val="40"/>
+        </w:rPr>
+      </w:pPr>
+      <w:r>
+        <w:rPr>
+          <w:sz w:val="40"/>
+          <w:szCs w:val="40"/>
+        </w:rPr>
+        <w:t>+</w:t>
+      </w:r>
+      <w:proofErr w:type="spellStart"/>
+      <w:r>
+        <w:rPr>
+          <w:sz w:val="40"/>
+          <w:szCs w:val="40"/>
+        </w:rPr>
+        <w:t>Sắp</w:t>
+      </w:r>
+      <w:proofErr w:type="spellEnd"/>
+      <w:r>
+        <w:rPr>
+          <w:sz w:val="40"/>
+          <w:szCs w:val="40"/>
+        </w:rPr>
+        <w:t xml:space="preserve"> </w:t>
+      </w:r>
+      <w:proofErr w:type="spellStart"/>
+      <w:r>
+        <w:rPr>
+          <w:sz w:val="40"/>
+          <w:szCs w:val="40"/>
+        </w:rPr>
+        <w:t>xếp</w:t>
+      </w:r>
+      <w:proofErr w:type="spellEnd"/>
+      <w:r>
+        <w:rPr>
+          <w:sz w:val="40"/>
+          <w:szCs w:val="40"/>
+        </w:rPr>
+        <w:t xml:space="preserve"> </w:t>
+      </w:r>
+      <w:proofErr w:type="spellStart"/>
+      <w:r>
+        <w:rPr>
+          <w:sz w:val="40"/>
+          <w:szCs w:val="40"/>
+        </w:rPr>
+        <w:t>theo</w:t>
+      </w:r>
+      <w:proofErr w:type="spellEnd"/>
+      <w:r>
+        <w:rPr>
+          <w:sz w:val="40"/>
+          <w:szCs w:val="40"/>
+        </w:rPr>
+        <w:t xml:space="preserve"> </w:t>
+      </w:r>
+      <w:proofErr w:type="spellStart"/>
+      <w:r>
+        <w:rPr>
+          <w:sz w:val="40"/>
+          <w:szCs w:val="40"/>
+        </w:rPr>
+        <w:t>lương</w:t>
+      </w:r>
+      <w:proofErr w:type="spellEnd"/>
+    </w:p>
+    <w:p>
+      <w:pPr>
+        <w:rPr>
+          <w:sz w:val="40"/>
+          <w:szCs w:val="40"/>
+        </w:rPr>
+      </w:pPr>
+      <w:r>
+        <w:rPr>
+          <w:sz w:val="40"/>
+          <w:szCs w:val="40"/>
+        </w:rPr>
+        <w:t>+Validation form (email, phone)</w:t>
+      </w:r>
+    </w:p>
+    <w:p>
+      <w:pPr>
+        <w:rPr>
+          <w:sz w:val="40"/>
+          <w:szCs w:val="40"/>
+        </w:rPr>
+      </w:pPr>
+      <w:r>
+        <w:rPr>
+          <w:sz w:val="40"/>
+          <w:szCs w:val="40"/>
+        </w:rPr>
+        <w:t>+</w:t>
+      </w:r>
+      <w:proofErr w:type="spellStart"/>
+      <w:r>
+        <w:rPr>
+          <w:sz w:val="40"/>
+          <w:szCs w:val="40"/>
+        </w:rPr>
+        <w:t>Redux</w:t>
+      </w:r>
+      <w:proofErr w:type="spellEnd"/>
+      <w:r>
+        <w:rPr>
+          <w:sz w:val="40"/>
+          <w:szCs w:val="40"/>
+        </w:rPr>
+        <w:t xml:space="preserve">: </w:t>
+      </w:r>
+      <w:proofErr w:type="spellStart"/>
+      <w:r>
+        <w:rPr>
+          <w:sz w:val="40"/>
+          <w:szCs w:val="40"/>
+        </w:rPr>
+        <w:t>Quản</w:t>
+      </w:r>
+      <w:proofErr w:type="spellEnd"/>
+      <w:r>
+        <w:rPr>
+          <w:sz w:val="40"/>
+          <w:szCs w:val="40"/>
+        </w:rPr>
+        <w:t xml:space="preserve"> </w:t>
+      </w:r>
+      <w:proofErr w:type="spellStart"/>
+      <w:r>
+        <w:rPr>
+          <w:sz w:val="40"/>
+          <w:szCs w:val="40"/>
+        </w:rPr>
+        <w:t>lý</w:t>
+      </w:r>
+      <w:proofErr w:type="spellEnd"/>
+      <w:r>
+        <w:rPr>
+          <w:sz w:val="40"/>
+          <w:szCs w:val="40"/>
+        </w:rPr>
+        <w:t xml:space="preserve"> loading/error state</w:t>
+      </w:r>
+    </w:p>
+    <w:p>
+      <w:pPr>
+        <w:rPr>
+          <w:sz w:val="40"/>
+          <w:szCs w:val="40"/>
+        </w:rPr>
+      </w:pPr>
+      <w:r>
+        <w:rPr>
+          <w:sz w:val="40"/>
+          <w:szCs w:val="40"/>
+        </w:rPr>
+        <w:t>+Protected r</w:t>
+      </w:r>
+      <w:r>
+        <w:rPr>
+          <w:sz w:val="40"/>
+          <w:szCs w:val="40"/>
+        </w:rPr>
+        <w:t>oute: Login/Logout (JWT mock)</w:t>
+      </w:r>
+    </w:p>
+    <w:p>
+      <w:pPr>
+        <w:rPr>
+          <w:sz w:val="40"/>
+          <w:szCs w:val="40"/>
+        </w:rPr>
+      </w:pPr>
+      <w:r>
+        <w:rPr>
+          <w:sz w:val="40"/>
+          <w:szCs w:val="40"/>
+        </w:rPr>
+        <w:t xml:space="preserve">-Tech stack: React 18, </w:t>
+      </w:r>
+      <w:proofErr w:type="spellStart"/>
+      <w:r>
+        <w:rPr>
+          <w:sz w:val="40"/>
+          <w:szCs w:val="40"/>
+        </w:rPr>
+        <w:t>Redux</w:t>
+      </w:r>
+      <w:proofErr w:type="spellEnd"/>
+      <w:r>
+        <w:rPr>
+          <w:sz w:val="40"/>
+          <w:szCs w:val="40"/>
+        </w:rPr>
+        <w:t xml:space="preserve"> Toolkit, React Router v6, </w:t>
+      </w:r>
+      <w:proofErr w:type="spellStart"/>
+      <w:r>
+        <w:rPr>
+          <w:sz w:val="40"/>
+          <w:szCs w:val="40"/>
+        </w:rPr>
+        <w:t>Axios</w:t>
+      </w:r>
+      <w:proofErr w:type="spellEnd"/>
+    </w:p>
+    <w:p>
+      <w:pPr>
+        <w:rPr>
+          <w:sz w:val="40"/>
+          <w:szCs w:val="40"/>
+        </w:rPr>
+      </w:pPr>
+      <w:r>
+        <w:rPr>
+          <w:sz w:val="40"/>
+          <w:szCs w:val="40"/>
+        </w:rPr>
+        <w:t>-</w:t>
+      </w:r>
+      <w:proofErr w:type="spellStart"/>
+      <w:r>
+        <w:rPr>
+          <w:sz w:val="40"/>
+          <w:szCs w:val="40"/>
+        </w:rPr>
+        <w:t>Tiêu</w:t>
+      </w:r>
+      <w:proofErr w:type="spellEnd"/>
+      <w:r>
+        <w:rPr>
+          <w:sz w:val="40"/>
+          <w:szCs w:val="40"/>
+        </w:rPr>
+        <w:t xml:space="preserve"> </w:t>
+      </w:r>
+      <w:proofErr w:type="spellStart"/>
+      <w:r>
+        <w:rPr>
+          <w:sz w:val="40"/>
+          <w:szCs w:val="40"/>
+        </w:rPr>
+        <w:t>chí</w:t>
+      </w:r>
+      <w:proofErr w:type="spellEnd"/>
+      <w:r>
+        <w:rPr>
+          <w:sz w:val="40"/>
+          <w:szCs w:val="40"/>
+        </w:rPr>
+        <w:t xml:space="preserve"> </w:t>
+      </w:r>
+      <w:proofErr w:type="spellStart"/>
+      <w:r>
+        <w:rPr>
+          <w:sz w:val="40"/>
+          <w:szCs w:val="40"/>
+        </w:rPr>
+        <w:t>chấm</w:t>
+      </w:r>
+      <w:proofErr w:type="spellEnd"/>
+      <w:r>
+        <w:rPr>
+          <w:sz w:val="40"/>
+          <w:szCs w:val="40"/>
+        </w:rPr>
+        <w:t xml:space="preserve"> </w:t>
+      </w:r>
+      <w:proofErr w:type="spellStart"/>
+      <w:r>
+        <w:rPr>
+          <w:sz w:val="40"/>
+          <w:szCs w:val="40"/>
+        </w:rPr>
+        <w:t>điểm</w:t>
+      </w:r>
+      <w:proofErr w:type="spellEnd"/>
+      <w:r>
+        <w:rPr>
+          <w:sz w:val="40"/>
+          <w:szCs w:val="40"/>
+        </w:rPr>
+        <w:t>:</w:t>
+      </w:r>
+    </w:p>
+    <w:p>
+      <w:pPr>
+        <w:rPr>
+          <w:sz w:val="40"/>
+          <w:szCs w:val="40"/>
+        </w:rPr>
+      </w:pPr>
+      <w:r>
+        <w:rPr>
+          <w:sz w:val="40"/>
+          <w:szCs w:val="40"/>
+        </w:rPr>
+        <w:lastRenderedPageBreak/>
+        <w:t>+Code structure: folder organization, component splitting.</w:t>
+      </w:r>
+      <w:bookmarkStart w:id="0" w:name="_GoBack"/>
+      <w:bookmarkEnd w:id="0"/>
+    </w:p>
+    <w:p>
+      <w:pPr>
+        <w:rPr>
+          <w:sz w:val="40"/>
+          <w:szCs w:val="40"/>
+        </w:rPr>
+      </w:pPr>
+      <w:r>
+        <w:rPr>
+          <w:sz w:val="40"/>
+          <w:szCs w:val="40"/>
+        </w:rPr>
+        <w:t xml:space="preserve">+Performance: </w:t>
+      </w:r>
+      <w:proofErr w:type="spellStart"/>
+      <w:r>
+        <w:rPr>
+          <w:sz w:val="40"/>
+          <w:szCs w:val="40"/>
+        </w:rPr>
+        <w:t>Memoization</w:t>
+      </w:r>
+      <w:proofErr w:type="spellEnd"/>
+      <w:r>
+        <w:rPr>
+          <w:sz w:val="40"/>
+          <w:szCs w:val="40"/>
+        </w:rPr>
+        <w:t>, cleanup functions</w:t>
+      </w:r>
+    </w:p>
+    <w:p>
+      <w:pPr>
+        <w:rPr>
+          <w:sz w:val="40"/>
+          <w:szCs w:val="40"/>
+        </w:rPr>
+      </w:pPr>
+      <w:r>
+        <w:rPr>
+          <w:sz w:val="40"/>
+          <w:szCs w:val="40"/>
+        </w:rPr>
+        <w:t xml:space="preserve">+UI/UX: Responsive, accessibility, </w:t>
+      </w:r>
+      <w:proofErr w:type="spellStart"/>
+      <w:r>
+        <w:rPr>
+          <w:sz w:val="40"/>
+          <w:szCs w:val="40"/>
+        </w:rPr>
+        <w:t>không</w:t>
+      </w:r>
+      <w:proofErr w:type="spellEnd"/>
+      <w:r>
+        <w:rPr>
+          <w:sz w:val="40"/>
+          <w:szCs w:val="40"/>
+        </w:rPr>
+        <w:t xml:space="preserve"> </w:t>
+      </w:r>
+      <w:proofErr w:type="spellStart"/>
+      <w:r>
+        <w:rPr>
+          <w:sz w:val="40"/>
+          <w:szCs w:val="40"/>
+        </w:rPr>
+        <w:t>sử</w:t>
+      </w:r>
+      <w:proofErr w:type="spellEnd"/>
+      <w:r>
+        <w:rPr>
+          <w:sz w:val="40"/>
+          <w:szCs w:val="40"/>
+        </w:rPr>
+        <w:t xml:space="preserve"> </w:t>
+      </w:r>
+      <w:proofErr w:type="spellStart"/>
+      <w:r>
+        <w:rPr>
+          <w:sz w:val="40"/>
+          <w:szCs w:val="40"/>
+        </w:rPr>
+        <w:t>dụng</w:t>
+      </w:r>
+      <w:proofErr w:type="spellEnd"/>
+      <w:r>
+        <w:rPr>
+          <w:sz w:val="40"/>
+          <w:szCs w:val="40"/>
+        </w:rPr>
+        <w:t xml:space="preserve"> </w:t>
+      </w:r>
+      <w:proofErr w:type="spellStart"/>
+      <w:r>
+        <w:rPr>
+          <w:sz w:val="40"/>
+          <w:szCs w:val="40"/>
+        </w:rPr>
+        <w:t>thư</w:t>
+      </w:r>
+      <w:proofErr w:type="spellEnd"/>
+      <w:r>
+        <w:rPr>
+          <w:sz w:val="40"/>
+          <w:szCs w:val="40"/>
+        </w:rPr>
+        <w:t xml:space="preserve"> </w:t>
+      </w:r>
+      <w:proofErr w:type="spellStart"/>
+      <w:r>
+        <w:rPr>
+          <w:sz w:val="40"/>
+          <w:szCs w:val="40"/>
+        </w:rPr>
+        <w:t>viện</w:t>
+      </w:r>
+      <w:proofErr w:type="spellEnd"/>
+      <w:r>
+        <w:rPr>
+          <w:sz w:val="40"/>
+          <w:szCs w:val="40"/>
+        </w:rPr>
+        <w:t xml:space="preserve"> </w:t>
+      </w:r>
+      <w:proofErr w:type="spellStart"/>
+      <w:r>
+        <w:rPr>
+          <w:sz w:val="40"/>
+          <w:szCs w:val="40"/>
+        </w:rPr>
+        <w:t>ngoài</w:t>
+      </w:r>
+      <w:proofErr w:type="spellEnd"/>
+      <w:r>
+        <w:rPr>
+          <w:sz w:val="40"/>
+          <w:szCs w:val="40"/>
+        </w:rPr>
+        <w:t xml:space="preserve"> (Bootstrap, Tailwind, etc.)</w:t>
+      </w:r>
+    </w:p>
+    <w:p>
+      <w:pPr>
+        <w:rPr>
+          <w:sz w:val="40"/>
+          <w:szCs w:val="40"/>
+        </w:rPr>
+      </w:pPr>
+      <w:r>
+        <w:rPr>
+          <w:sz w:val="40"/>
+          <w:szCs w:val="40"/>
+        </w:rPr>
+        <w:t>+</w:t>
+      </w:r>
+      <w:proofErr w:type="spellStart"/>
+      <w:r>
+        <w:rPr>
+          <w:sz w:val="40"/>
+          <w:szCs w:val="40"/>
+        </w:rPr>
+        <w:t>Redux</w:t>
+      </w:r>
+      <w:proofErr w:type="spellEnd"/>
+      <w:r>
+        <w:rPr>
+          <w:sz w:val="40"/>
+          <w:szCs w:val="40"/>
+        </w:rPr>
+        <w:t xml:space="preserve">: Storage design, </w:t>
+      </w:r>
+      <w:proofErr w:type="spellStart"/>
+      <w:r>
+        <w:rPr>
+          <w:sz w:val="40"/>
+          <w:szCs w:val="40"/>
+        </w:rPr>
+        <w:t>async</w:t>
+      </w:r>
+      <w:proofErr w:type="spellEnd"/>
+      <w:r>
+        <w:rPr>
+          <w:sz w:val="40"/>
+          <w:szCs w:val="40"/>
+        </w:rPr>
+        <w:t xml:space="preserve"> logic</w:t>
+      </w:r>
+    </w:p>
+    <w:p>
+      <w:pPr>
+        <w:rPr>
+          <w:sz w:val="40"/>
+          <w:szCs w:val="40"/>
+        </w:rPr>
+      </w:pPr>
+      <w:r>
+        <w:rPr>
+          <w:sz w:val="40"/>
+          <w:szCs w:val="40"/>
+        </w:rPr>
+        <w:t>+Routing: navigation flow</w:t>
+      </w:r>
+    </w:p>
+    <w:p>
+      <w:pPr>
+        <w:rPr>
+          <w:sz w:val="40"/>
+          <w:szCs w:val="40"/>
+        </w:rPr>
+      </w:pPr>
     </w:p>
     <w:sectPr>
       <w:pgSz w:w="12240" w:h="15840"/>
@@ -17582,7 +18650,7 @@
 </file>
 
 <file path=word/numbering.xml><?xml version="1.0" encoding="utf-8"?>
-<w:numbering xmlns:wpc="http://schemas.microsoft.com/office/word/2010/wordprocessingCanvas" xmlns:cx="http://schemas.microsoft.com/office/drawing/2014/chartex" xmlns:cx1="http://schemas.microsoft.com/office/drawing/2015/9/8/chartex" xmlns:cx2="http://schemas.microsoft.com/office/drawing/2015/10/21/chartex" xmlns:cx3="http://schemas.microsoft.com/office/drawing/2016/5/9/chartex" xmlns:cx4="http://schemas.microsoft.com/office/drawing/2016/5/10/chartex" xmlns:cx5="http://schemas.microsoft.com/office/drawing/2016/5/11/chartex" xmlns:cx6="http://schemas.microsoft.com/office/drawing/2016/5/12/chartex" xmlns:cx7="http://schemas.microsoft.com/office/drawing/2016/5/13/chartex" xmlns:cx8="http://schemas.microsoft.com/office/drawing/2016/5/14/chartex" xmlns:mc="http://schemas.openxmlformats.org/markup-compatibility/2006" xmlns:aink="http://schemas.microsoft.com/office/drawing/2016/ink" xmlns:am3d="http://schemas.microsoft.com/office/drawing/2017/model3d" xmlns:o="urn:schemas-microsoft-com:office:office" xmlns:oel="http://schemas.microsoft.com/office/2019/extlst" xmlns:r="http://schemas.openxmlformats.org/officeDocument/2006/relationships" xmlns:m="http://schemas.openxmlformats.org/officeDocument/2006/math" xmlns:v="urn:schemas-microsoft-com:vml" xmlns:wp14="http://schemas.microsoft.com/office/word/2010/wordprocessingDrawing" xmlns:wp="http://schemas.openxmlformats.org/drawingml/2006/wordprocessingDrawing" xmlns:w10="urn:schemas-microsoft-com:office:word" xmlns:w="http://schemas.openxmlformats.org/wordprocessingml/2006/main" xmlns:w14="http://schemas.microsoft.com/office/word/2010/wordml" xmlns:w15="http://schemas.microsoft.com/office/word/2012/wordml" xmlns:w16cex="http://schemas.microsoft.com/office/word/2018/wordml/cex" xmlns:w16cid="http://schemas.microsoft.com/office/word/2016/wordml/cid" xmlns:w16="http://schemas.microsoft.com/office/word/2018/wordml" xmlns:w16du="http://schemas.microsoft.com/office/word/2023/wordml/word16du" xmlns:w16sdtdh="http://schemas.microsoft.com/office/word/2020/wordml/sdtdatahash" xmlns:w16sdtfl="http://schemas.microsoft.com/office/word/2024/wordml/sdtformatlock" xmlns:w16se="http://schemas.microsoft.com/office/word/2015/wordml/symex" xmlns:wpg="http://schemas.microsoft.com/office/word/2010/wordprocessingGroup" xmlns:wpi="http://schemas.microsoft.com/office/word/2010/wordprocessingInk" xmlns:wne="http://schemas.microsoft.com/office/word/2006/wordml" xmlns:wps="http://schemas.microsoft.com/office/word/2010/wordprocessingShape" mc:Ignorable="w14 w15 w16se w16cid w16 w16cex w16sdtdh w16sdtfl w16du wp14">
+<w:numbering xmlns:wpc="http://schemas.microsoft.com/office/word/2010/wordprocessingCanvas" xmlns:cx="http://schemas.microsoft.com/office/drawing/2014/chartex" xmlns:mc="http://schemas.openxmlformats.org/markup-compatibility/2006" xmlns:o="urn:schemas-microsoft-com:office:office" xmlns:r="http://schemas.openxmlformats.org/officeDocument/2006/relationships" xmlns:m="http://schemas.openxmlformats.org/officeDocument/2006/math" xmlns:v="urn:schemas-microsoft-com:vml" xmlns:wp14="http://schemas.microsoft.com/office/word/2010/wordprocessingDrawing" xmlns:wp="http://schemas.openxmlformats.org/drawingml/2006/wordprocessingDrawing" xmlns:w10="urn:schemas-microsoft-com:office:word" xmlns:w="http://schemas.openxmlformats.org/wordprocessingml/2006/main" xmlns:w14="http://schemas.microsoft.com/office/word/2010/wordml" xmlns:w15="http://schemas.microsoft.com/office/word/2012/wordml" xmlns:w16se="http://schemas.microsoft.com/office/word/2015/wordml/symex" xmlns:wpg="http://schemas.microsoft.com/office/word/2010/wordprocessingGroup" xmlns:wpi="http://schemas.microsoft.com/office/word/2010/wordprocessingInk" xmlns:wne="http://schemas.microsoft.com/office/word/2006/wordml" xmlns:wps="http://schemas.microsoft.com/office/word/2010/wordprocessingShape" mc:Ignorable="w14 w15 w16se wp14">
   <w:abstractNum w:abstractNumId="0" w15:restartNumberingAfterBreak="0">
     <w:nsid w:val="3C3B64F0"/>
     <w:multiLevelType w:val="hybridMultilevel"/>
@@ -17672,14 +18740,14 @@
       </w:pPr>
     </w:lvl>
   </w:abstractNum>
-  <w:num w:numId="1" w16cid:durableId="1332292524">
+  <w:num w:numId="1">
     <w:abstractNumId w:val="0"/>
   </w:num>
 </w:numbering>
 </file>
 
 <file path=word/styles.xml><?xml version="1.0" encoding="utf-8"?>
-<w:styles xmlns:mc="http://schemas.openxmlformats.org/markup-compatibility/2006" xmlns:r="http://schemas.openxmlformats.org/officeDocument/2006/relationships" xmlns:w="http://schemas.openxmlformats.org/wordprocessingml/2006/main" xmlns:w14="http://schemas.microsoft.com/office/word/2010/wordml" xmlns:w15="http://schemas.microsoft.com/office/word/2012/wordml" xmlns:w16cex="http://schemas.microsoft.com/office/word/2018/wordml/cex" xmlns:w16cid="http://schemas.microsoft.com/office/word/2016/wordml/cid" xmlns:w16="http://schemas.microsoft.com/office/word/2018/wordml" xmlns:w16du="http://schemas.microsoft.com/office/word/2023/wordml/word16du" xmlns:w16sdtdh="http://schemas.microsoft.com/office/word/2020/wordml/sdtdatahash" xmlns:w16sdtfl="http://schemas.microsoft.com/office/word/2024/wordml/sdtformatlock" xmlns:w16se="http://schemas.microsoft.com/office/word/2015/wordml/symex" mc:Ignorable="w14 w15 w16se w16cid w16 w16cex w16sdtdh w16sdtfl w16du">
+<w:styles xmlns:mc="http://schemas.openxmlformats.org/markup-compatibility/2006" xmlns:r="http://schemas.openxmlformats.org/officeDocument/2006/relationships" xmlns:w="http://schemas.openxmlformats.org/wordprocessingml/2006/main" xmlns:w14="http://schemas.microsoft.com/office/word/2010/wordml" xmlns:w15="http://schemas.microsoft.com/office/word/2012/wordml" xmlns:w16se="http://schemas.microsoft.com/office/word/2015/wordml/symex" mc:Ignorable="w14 w15 w16se">
   <w:docDefaults>
     <w:rPrDefault>
       <w:rPr>
@@ -17697,7 +18765,7 @@
       </w:pPr>
     </w:pPrDefault>
   </w:docDefaults>
-  <w:latentStyles w:defLockedState="0" w:defUIPriority="99" w:defSemiHidden="0" w:defUnhideWhenUsed="0" w:defQFormat="0" w:count="376">
+  <w:latentStyles w:defLockedState="0" w:defUIPriority="99" w:defSemiHidden="0" w:defUnhideWhenUsed="0" w:defQFormat="0" w:count="371">
     <w:lsdException w:name="Normal" w:uiPriority="0" w:qFormat="1"/>
     <w:lsdException w:name="heading 1" w:uiPriority="9" w:qFormat="1"/>
     <w:lsdException w:name="heading 2" w:semiHidden="1" w:uiPriority="9" w:unhideWhenUsed="1" w:qFormat="1"/>
@@ -18069,11 +19137,6 @@
     <w:lsdException w:name="List Table 5 Dark Accent 6" w:uiPriority="50"/>
     <w:lsdException w:name="List Table 6 Colorful Accent 6" w:uiPriority="51"/>
     <w:lsdException w:name="List Table 7 Colorful Accent 6" w:uiPriority="52"/>
-    <w:lsdException w:name="Mention" w:semiHidden="1" w:unhideWhenUsed="1"/>
-    <w:lsdException w:name="Smart Hyperlink" w:semiHidden="1" w:unhideWhenUsed="1"/>
-    <w:lsdException w:name="Hashtag" w:semiHidden="1" w:unhideWhenUsed="1"/>
-    <w:lsdException w:name="Unresolved Mention" w:semiHidden="1" w:unhideWhenUsed="1"/>
-    <w:lsdException w:name="Smart Link" w:semiHidden="1" w:unhideWhenUsed="1"/>
   </w:latentStyles>
   <w:style w:type="paragraph" w:default="1" w:styleId="Normal">
     <w:name w:val="Normal"/>
@@ -18642,7 +19705,7 @@
       <w:shd w:val="clear" w:color="auto" w:fill="E1DFDD"/>
     </w:rPr>
   </w:style>
-  <w:style w:type="character" w:styleId="UnresolvedMention">
+  <w:style w:type="character" w:customStyle="1" w:styleId="UnresolvedMention">
     <w:name w:val="Unresolved Mention"/>
     <w:basedOn w:val="DefaultParagraphFont"/>
     <w:uiPriority w:val="99"/>
@@ -18977,7 +20040,7 @@
 </file>
 
 <file path=customXml/itemProps1.xml><?xml version="1.0" encoding="utf-8"?>
-<ds:datastoreItem xmlns:ds="http://schemas.openxmlformats.org/officeDocument/2006/customXml" ds:itemID="{A58C818E-5C19-4A01-8CFE-7EA3B6AD5C0F}">
+<ds:datastoreItem xmlns:ds="http://schemas.openxmlformats.org/officeDocument/2006/customXml" ds:itemID="{8D67CDB1-2707-4BDB-9510-D52E18FAD130}">
   <ds:schemaRefs>
     <ds:schemaRef ds:uri="http://schemas.openxmlformats.org/officeDocument/2006/bibliography"/>
   </ds:schemaRefs>
